--- a/lc-balance/analysis/Balance-Figures-Calculation-Logic.docx
+++ b/lc-balance/analysis/Balance-Figures-Calculation-Logic.docx
@@ -10,7 +10,7 @@
         <w:t xml:space="preserve">Balance Component — Balance Figure Calculation &amp; Update Logic</w:t>
       </w:r>
     </w:p>
-    <w:bookmarkStart w:id="35" w:name="Xa28559a36eab74410773d299f97a081f107607f"/>
+    <w:bookmarkStart w:id="37" w:name="Xa28559a36eab74410773d299f97a081f107607f"/>
     <w:p>
       <w:pPr>
         <w:pStyle w:val="Heading1"/>
@@ -257,13 +257,13 @@
         <w:t xml:space="preserve">RELEASED</w:t>
       </w:r>
       <w:r>
-        <w:t xml:space="preserve">), across all fourteen named business functions, A1–A9 (Import LC)</w:t>
-      </w:r>
-      <w:r>
-        <w:t xml:space="preserve"> </w:t>
-      </w:r>
-      <w:r>
-        <w:t xml:space="preserve">and B1–B5 (Export Confirmed LC). A2 and B2 are each split into their own</w:t>
+        <w:t xml:space="preserve">), across all sixteen named business functions, A1–A10 (Import LC)</w:t>
+      </w:r>
+      <w:r>
+        <w:t xml:space="preserve"> </w:t>
+      </w:r>
+      <w:r>
+        <w:t xml:space="preserve">and B1–B6 (Export Confirmed LC). A2 and B2 are each split into their own</w:t>
       </w:r>
       <w:r>
         <w:t xml:space="preserve"> </w:t>
@@ -1911,6 +1911,249 @@
       </w:r>
       <w:r>
         <w:t xml:space="preserve">transaction’s own provisional netting. See B3/B4’s own tables in §7 below.</w:t>
+      </w:r>
+    </w:p>
+    <w:p>
+      <w:pPr>
+        <w:pStyle w:val="BlockText"/>
+      </w:pPr>
+      <w:r>
+        <w:rPr>
+          <w:b/>
+          <w:bCs/>
+        </w:rPr>
+        <w:t xml:space="preserve">A10/B6 Close added, 2026-08-21.</w:t>
+      </w:r>
+      <w:r>
+        <w:t xml:space="preserve"> </w:t>
+      </w:r>
+      <w:r>
+        <w:t xml:space="preserve">A new movementType,</w:t>
+      </w:r>
+      <w:r>
+        <w:t xml:space="preserve"> </w:t>
+      </w:r>
+      <w:r>
+        <w:rPr>
+          <w:rStyle w:val="VerbatimChar"/>
+        </w:rPr>
+        <w:t xml:space="preserve">CLOSE</w:t>
+      </w:r>
+      <w:r>
+        <w:t xml:space="preserve"> </w:t>
+      </w:r>
+      <w:r>
+        <w:t xml:space="preserve">(</w:t>
+      </w:r>
+      <w:r>
+        <w:rPr>
+          <w:rStyle w:val="VerbatimChar"/>
+        </w:rPr>
+        <w:t xml:space="preserve">IPLC_LC</w:t>
+      </w:r>
+      <w:r>
+        <w:t xml:space="preserve">/</w:t>
+      </w:r>
+      <w:r>
+        <w:rPr>
+          <w:rStyle w:val="VerbatimChar"/>
+        </w:rPr>
+        <w:t xml:space="preserve">EPLC_LC</w:t>
+      </w:r>
+      <w:r>
+        <w:t xml:space="preserve">/</w:t>
+      </w:r>
+      <w:r>
+        <w:rPr>
+          <w:rStyle w:val="VerbatimChar"/>
+        </w:rPr>
+        <w:t xml:space="preserve">EPLC_CONFIRMATION</w:t>
+      </w:r>
+      <w:r>
+        <w:t xml:space="preserve"> </w:t>
+      </w:r>
+      <w:r>
+        <w:t xml:space="preserve">only), writes off whatever Confirmed Balance remains and retires the Logical Contract</w:t>
+      </w:r>
+      <w:r>
+        <w:t xml:space="preserve"> </w:t>
+      </w:r>
+      <w:r>
+        <w:t xml:space="preserve">(</w:t>
+      </w:r>
+      <w:r>
+        <w:rPr>
+          <w:rStyle w:val="VerbatimChar"/>
+        </w:rPr>
+        <w:t xml:space="preserve">ContractStatus.CLOSED</w:t>
+      </w:r>
+      <w:r>
+        <w:t xml:space="preserve">, reserved since the original design but never previously reachable — see</w:t>
+      </w:r>
+      <w:r>
+        <w:t xml:space="preserve"> </w:t>
+      </w:r>
+      <w:r>
+        <w:rPr>
+          <w:rStyle w:val="VerbatimChar"/>
+        </w:rPr>
+        <w:t xml:space="preserve">domain/closeEligibility.ts</w:t>
+      </w:r>
+      <w:r>
+        <w:t xml:space="preserve">). Same direction as AMEND_DECREASE/UTILIZE (</w:t>
+      </w:r>
+      <w:r>
+        <w:rPr>
+          <w:rStyle w:val="VerbatimChar"/>
+        </w:rPr>
+        <w:t xml:space="preserve">-1</w:t>
+      </w:r>
+      <w:r>
+        <w:t xml:space="preserve"> </w:t>
+      </w:r>
+      <w:r>
+        <w:t xml:space="preserve">— see the updated §3</w:t>
+      </w:r>
+      <w:r>
+        <w:t xml:space="preserve"> </w:t>
+      </w:r>
+      <w:r>
+        <w:t xml:space="preserve">table) and the same general Submit-vs-Approved shape as any other decrease-shaped movement (§5’s general</w:t>
+      </w:r>
+      <w:r>
+        <w:t xml:space="preserve"> </w:t>
+      </w:r>
+      <w:r>
+        <w:t xml:space="preserve">pattern), with two rules unique to it:</w:t>
+      </w:r>
+      <w:r>
+        <w:t xml:space="preserve"> </w:t>
+      </w:r>
+      <w:r>
+        <w:rPr>
+          <w:rStyle w:val="VerbatimChar"/>
+        </w:rPr>
+        <w:t xml:space="preserve">amount</w:t>
+      </w:r>
+      <w:r>
+        <w:t xml:space="preserve"> </w:t>
+      </w:r>
+      <w:r>
+        <w:t xml:space="preserve">must exactly equal the current Confirmed Balance at</w:t>
+      </w:r>
+      <w:r>
+        <w:t xml:space="preserve"> </w:t>
+      </w:r>
+      <w:r>
+        <w:t xml:space="preserve">Submit (may be zero, never negative), and eligibility (not already Closed; zero SG/Acceptance Confirmed</w:t>
+      </w:r>
+      <w:r>
+        <w:t xml:space="preserve"> </w:t>
+      </w:r>
+      <w:r>
+        <w:t xml:space="preserve">Balance; no open Event anywhere in the whole event tree) is checked BOTH at Submit and again at Approve,</w:t>
+      </w:r>
+      <w:r>
+        <w:t xml:space="preserve"> </w:t>
+      </w:r>
+      <w:r>
+        <w:t xml:space="preserve">since it can stop holding in between. See A10/B6’s own tables at the end of §6/§7.</w:t>
+      </w:r>
+    </w:p>
+    <w:p>
+      <w:pPr>
+        <w:pStyle w:val="BlockText"/>
+      </w:pPr>
+      <w:r>
+        <w:rPr>
+          <w:b/>
+          <w:bCs/>
+        </w:rPr>
+        <w:t xml:space="preserve">A9 locked to Full Redeem only, 2026-08-21</w:t>
+      </w:r>
+      <w:r>
+        <w:t xml:space="preserve"> </w:t>
+      </w:r>
+      <w:r>
+        <w:t xml:space="preserve">(BA-confirmed,</w:t>
+      </w:r>
+      <w:r>
+        <w:t xml:space="preserve"> </w:t>
+      </w:r>
+      <w:r>
+        <w:rPr>
+          <w:rStyle w:val="VerbatimChar"/>
+        </w:rPr>
+        <w:t xml:space="preserve">TF_Balance_Component_Mapping-{en,zh}.xlsx</w:t>
+      </w:r>
+      <w:r>
+        <w:t xml:space="preserve"> </w:t>
+      </w:r>
+      <w:r>
+        <w:t xml:space="preserve">Rule #1 —</w:t>
+      </w:r>
+      <w:r>
+        <w:t xml:space="preserve"> </w:t>
+      </w:r>
+      <w:r>
+        <w:t xml:space="preserve">“SG discharge is instrument-based, not amount-based”</w:t>
+      </w:r>
+      <w:r>
+        <w:t xml:space="preserve">). A9’s own Amount field is now protected</w:t>
+      </w:r>
+      <w:r>
+        <w:t xml:space="preserve"> </w:t>
+      </w:r>
+      <w:r>
+        <w:t xml:space="preserve">(disabled), carried from the SG’s Available Balance —</w:t>
+      </w:r>
+      <w:r>
+        <w:t xml:space="preserve"> </w:t>
+      </w:r>
+      <w:r>
+        <w:rPr>
+          <w:rStyle w:val="VerbatimChar"/>
+        </w:rPr>
+        <w:t xml:space="preserve">PARTIAL_REDEEM</w:t>
+      </w:r>
+      <w:r>
+        <w:t xml:space="preserve"> </w:t>
+      </w:r>
+      <w:r>
+        <w:t xml:space="preserve">is no longer reachable through</w:t>
+      </w:r>
+      <w:r>
+        <w:t xml:space="preserve"> </w:t>
+      </w:r>
+      <w:r>
+        <w:t xml:space="preserve">this function;</w:t>
+      </w:r>
+      <w:r>
+        <w:t xml:space="preserve"> </w:t>
+      </w:r>
+      <w:r>
+        <w:rPr>
+          <w:rStyle w:val="VerbatimChar"/>
+        </w:rPr>
+        <w:t xml:space="preserve">ceilingAmount</w:t>
+      </w:r>
+      <w:r>
+        <w:t xml:space="preserve"> </w:t>
+      </w:r>
+      <w:r>
+        <w:t xml:space="preserve">in A9’s own table (§6) is therefore always the FULL outstanding figure. No</w:t>
+      </w:r>
+      <w:r>
+        <w:t xml:space="preserve"> </w:t>
+      </w:r>
+      <w:r>
+        <w:t xml:space="preserve">formula changed — reference-client (Angular) scope only; A3S’s own matched, genuinely-partial redemption</w:t>
+      </w:r>
+      <w:r>
+        <w:t xml:space="preserve"> </w:t>
+      </w:r>
+      <w:r>
+        <w:t xml:space="preserve">leg is a separate code path and unaffected. See A9’s own section for the full detail.</w:t>
       </w:r>
     </w:p>
     <w:bookmarkStart w:id="9" w:name="the-five-core-figures-exact-formulas"/>
@@ -4819,6 +5062,87 @@
           </w:p>
         </w:tc>
       </w:tr>
+      <w:tr>
+        <w:tc>
+          <w:tcPr/>
+          <w:p>
+            <w:pPr>
+              <w:pStyle w:val="Compact"/>
+            </w:pPr>
+            <w:r>
+              <w:rPr>
+                <w:rStyle w:val="VerbatimChar"/>
+              </w:rPr>
+              <w:t xml:space="preserve">IPLC_LC</w:t>
+            </w:r>
+            <w:r>
+              <w:t xml:space="preserve"> </w:t>
+            </w:r>
+            <w:r>
+              <w:t xml:space="preserve">/</w:t>
+            </w:r>
+            <w:r>
+              <w:t xml:space="preserve"> </w:t>
+            </w:r>
+            <w:r>
+              <w:rPr>
+                <w:rStyle w:val="VerbatimChar"/>
+              </w:rPr>
+              <w:t xml:space="preserve">EPLC_LC</w:t>
+            </w:r>
+            <w:r>
+              <w:t xml:space="preserve"> </w:t>
+            </w:r>
+            <w:r>
+              <w:t xml:space="preserve">/</w:t>
+            </w:r>
+            <w:r>
+              <w:t xml:space="preserve"> </w:t>
+            </w:r>
+            <w:r>
+              <w:rPr>
+                <w:rStyle w:val="VerbatimChar"/>
+              </w:rPr>
+              <w:t xml:space="preserve">EPLC_CONFIRMATION</w:t>
+            </w:r>
+          </w:p>
+        </w:tc>
+        <w:tc>
+          <w:tcPr/>
+          <w:p>
+            <w:pPr>
+              <w:pStyle w:val="Compact"/>
+            </w:pPr>
+            <w:r>
+              <w:rPr>
+                <w:rStyle w:val="VerbatimChar"/>
+              </w:rPr>
+              <w:t xml:space="preserve">CLOSE</w:t>
+            </w:r>
+            <w:r>
+              <w:t xml:space="preserve"> </w:t>
+            </w:r>
+            <w:r>
+              <w:t xml:space="preserve">(A10/B6, added 2026-08-21)</w:t>
+            </w:r>
+          </w:p>
+        </w:tc>
+        <w:tc>
+          <w:tcPr/>
+          <w:p>
+            <w:pPr>
+              <w:pStyle w:val="Compact"/>
+            </w:pPr>
+            <w:r>
+              <w:rPr>
+                <w:b/>
+                <w:bCs/>
+              </w:rPr>
+              <w:t xml:space="preserve">−1</w:t>
+            </w:r>
+          </w:p>
+        </w:tc>
+      </w:tr>
     </w:tbl>
     <w:bookmarkEnd w:id="11"/>
     <w:bookmarkStart w:id="12" w:name="tolerance-ceilingamount-conversion"/>
@@ -6491,13 +6815,13 @@
       </w:r>
     </w:p>
     <w:bookmarkEnd w:id="13"/>
-    <w:bookmarkStart w:id="25" w:name="import-lc-functions-a1a9"/>
+    <w:bookmarkStart w:id="26" w:name="import-lc-functions-a1a10"/>
     <w:p>
       <w:pPr>
         <w:pStyle w:val="Heading2"/>
       </w:pPr>
       <w:r>
-        <w:t xml:space="preserve">6. Import LC Functions (A1–A9)</w:t>
+        <w:t xml:space="preserve">6. Import LC Functions (A1–A10)</w:t>
       </w:r>
     </w:p>
     <w:bookmarkStart w:id="14" w:name="a1-lc-issue-iplc_lc-issue"/>
@@ -11107,7 +11431,7 @@
       </w:r>
     </w:p>
     <w:bookmarkEnd w:id="23"/>
-    <w:bookmarkStart w:id="24" w:name="Xbf3885a242d16385932a61f2957fb7e56608bf1"/>
+    <w:bookmarkStart w:id="24" w:name="X349a63390464e927d96534febc7eabb78211fac"/>
     <w:p>
       <w:pPr>
         <w:pStyle w:val="Heading3"/>
@@ -11140,7 +11464,7 @@
         <w:t xml:space="preserve"> </w:t>
       </w:r>
       <w:r>
-        <w:t xml:space="preserve">or</w:t>
+        <w:t xml:space="preserve">— locked,</w:t>
       </w:r>
       <w:r>
         <w:t xml:space="preserve"> </w:t>
@@ -11152,7 +11476,10 @@
         <w:t xml:space="preserve">PARTIAL_REDEEM</w:t>
       </w:r>
       <w:r>
-        <w:t xml:space="preserve">, auto-derived from amount vs. outstanding)</w:t>
+        <w:t xml:space="preserve"> </w:t>
+      </w:r>
+      <w:r>
+        <w:t xml:space="preserve">no longer reachable through this function)</w:t>
       </w:r>
     </w:p>
     <w:p>
@@ -11160,7 +11487,7 @@
         <w:pStyle w:val="FirstParagraph"/>
       </w:pPr>
       <w:r>
-        <w:t xml:space="preserve">Amount defaults to (and is capped at) the SG’s own current Available Balance;</w:t>
+        <w:t xml:space="preserve">Amount is carried from the SG’s own current Available Balance and protected (disabled) —</w:t>
       </w:r>
       <w:r>
         <w:t xml:space="preserve"> </w:t>
@@ -11175,6 +11502,131 @@
         <w:t xml:space="preserve"> </w:t>
       </w:r>
       <w:r>
+        <w:t xml:space="preserve">is</w:t>
+      </w:r>
+      <w:r>
+        <w:t xml:space="preserve"> </w:t>
+      </w:r>
+      <w:r>
+        <w:t xml:space="preserve">the only outcome; there is no longer a way to submit a Partial Redeem through A9.</w:t>
+      </w:r>
+    </w:p>
+    <w:p>
+      <w:pPr>
+        <w:pStyle w:val="BlockText"/>
+      </w:pPr>
+      <w:r>
+        <w:rPr>
+          <w:b/>
+          <w:bCs/>
+        </w:rPr>
+        <w:t xml:space="preserve">Locked down 2026-08-21 (BA-confirmed —</w:t>
+      </w:r>
+      <w:r>
+        <w:rPr>
+          <w:b/>
+          <w:bCs/>
+        </w:rPr>
+        <w:t xml:space="preserve"> </w:t>
+      </w:r>
+      <w:r>
+        <w:rPr>
+          <w:rStyle w:val="VerbatimChar"/>
+          <w:b/>
+          <w:bCs/>
+        </w:rPr>
+        <w:t xml:space="preserve">TF_Balance_Component_Mapping-{en,zh}.xlsx</w:t>
+      </w:r>
+      <w:r>
+        <w:rPr>
+          <w:b/>
+          <w:bCs/>
+        </w:rPr>
+        <w:t xml:space="preserve">’s own Rule #1,</w:t>
+      </w:r>
+      <w:r>
+        <w:rPr>
+          <w:b/>
+          <w:bCs/>
+        </w:rPr>
+        <w:t xml:space="preserve"> </w:t>
+      </w:r>
+      <w:r>
+        <w:rPr>
+          <w:b/>
+          <w:bCs/>
+        </w:rPr>
+        <w:t xml:space="preserve">“SG</w:t>
+      </w:r>
+      <w:r>
+        <w:rPr>
+          <w:b/>
+          <w:bCs/>
+        </w:rPr>
+        <w:t xml:space="preserve"> </w:t>
+      </w:r>
+      <w:r>
+        <w:rPr>
+          <w:b/>
+          <w:bCs/>
+        </w:rPr>
+        <w:t xml:space="preserve">discharge is instrument-based, not amount-based”</w:t>
+      </w:r>
+      <w:r>
+        <w:rPr>
+          <w:b/>
+          <w:bCs/>
+        </w:rPr>
+        <w:t xml:space="preserve">:</w:t>
+      </w:r>
+      <w:r>
+        <w:rPr>
+          <w:b/>
+          <w:bCs/>
+        </w:rPr>
+        <w:t xml:space="preserve"> </w:t>
+      </w:r>
+      <w:r>
+        <w:rPr>
+          <w:rStyle w:val="VerbatimChar"/>
+          <w:b/>
+          <w:bCs/>
+        </w:rPr>
+        <w:t xml:space="preserve">SG_RELEASE</w:t>
+      </w:r>
+      <w:r>
+        <w:rPr>
+          <w:b/>
+          <w:bCs/>
+        </w:rPr>
+        <w:t xml:space="preserve"> </w:t>
+      </w:r>
+      <w:r>
+        <w:rPr>
+          <w:b/>
+          <w:bCs/>
+        </w:rPr>
+        <w:t xml:space="preserve">is always the FULL amount, no residual).</w:t>
+      </w:r>
+      <w:r>
+        <w:t xml:space="preserve"> </w:t>
+      </w:r>
+      <w:r>
+        <w:t xml:space="preserve">Previously the Amount field stayed editable, capped at Available Balance, with</w:t>
+      </w:r>
+      <w:r>
+        <w:t xml:space="preserve"> </w:t>
+      </w:r>
+      <w:r>
+        <w:rPr>
+          <w:rStyle w:val="VerbatimChar"/>
+        </w:rPr>
+        <w:t xml:space="preserve">FULL_REDEEM</w:t>
+      </w:r>
+      <w:r>
+        <w:t xml:space="preserve"> </w:t>
+      </w:r>
+      <w:r>
         <w:t xml:space="preserve">vs.</w:t>
       </w:r>
       <w:r>
@@ -11190,7 +11642,211 @@
         <w:t xml:space="preserve"> </w:t>
       </w:r>
       <w:r>
-        <w:t xml:space="preserve">is derived automatically, not picked separately.</w:t>
+        <w:t xml:space="preserve">derived from whether the typed amount still equalled it — this let a Maker submit a</w:t>
+      </w:r>
+      <w:r>
+        <w:t xml:space="preserve"> </w:t>
+      </w:r>
+      <w:r>
+        <w:t xml:space="preserve">genuine standalone Partial Redeem through A9, contradicting the Mapping workbook’s own non-negotiable</w:t>
+      </w:r>
+      <w:r>
+        <w:t xml:space="preserve"> </w:t>
+      </w:r>
+      <w:r>
+        <w:t xml:space="preserve">rule.</w:t>
+      </w:r>
+      <w:r>
+        <w:t xml:space="preserve"> </w:t>
+      </w:r>
+      <w:r>
+        <w:rPr>
+          <w:rStyle w:val="VerbatimChar"/>
+        </w:rPr>
+        <w:t xml:space="preserve">builder-fields.ts</w:t>
+      </w:r>
+      <w:r>
+        <w:t xml:space="preserve">’s own Amount field (and</w:t>
+      </w:r>
+      <w:r>
+        <w:t xml:space="preserve"> </w:t>
+      </w:r>
+      <w:r>
+        <w:rPr>
+          <w:rStyle w:val="VerbatimChar"/>
+        </w:rPr>
+        <w:t xml:space="preserve">submit-rules.ts</w:t>
+      </w:r>
+      <w:r>
+        <w:t xml:space="preserve">’s own defense-in-depth backstop) now</w:t>
+      </w:r>
+      <w:r>
+        <w:t xml:space="preserve"> </w:t>
+      </w:r>
+      <w:r>
+        <w:t xml:space="preserve">lock it to Available Balance outright, so</w:t>
+      </w:r>
+      <w:r>
+        <w:t xml:space="preserve"> </w:t>
+      </w:r>
+      <w:r>
+        <w:rPr>
+          <w:rStyle w:val="VerbatimChar"/>
+        </w:rPr>
+        <w:t xml:space="preserve">ceilingAmount</w:t>
+      </w:r>
+      <w:r>
+        <w:t xml:space="preserve"> </w:t>
+      </w:r>
+      <w:r>
+        <w:t xml:space="preserve">below is always the FULL outstanding figure —</w:t>
+      </w:r>
+      <w:r>
+        <w:t xml:space="preserve"> </w:t>
+      </w:r>
+      <w:r>
+        <w:t xml:space="preserve">the formulas themselves are unchanged, only the reachable amount is. This is a reference-client</w:t>
+      </w:r>
+      <w:r>
+        <w:t xml:space="preserve"> </w:t>
+      </w:r>
+      <w:r>
+        <w:t xml:space="preserve">(Angular Transaction Builder) change only — the microservice’s own</w:t>
+      </w:r>
+      <w:r>
+        <w:t xml:space="preserve"> </w:t>
+      </w:r>
+      <w:r>
+        <w:rPr>
+          <w:rStyle w:val="VerbatimChar"/>
+        </w:rPr>
+        <w:t xml:space="preserve">PARTIAL_REDEEM</w:t>
+      </w:r>
+      <w:r>
+        <w:t xml:space="preserve">/</w:t>
+      </w:r>
+      <w:r>
+        <w:rPr>
+          <w:rStyle w:val="VerbatimChar"/>
+        </w:rPr>
+        <w:t xml:space="preserve">FULL_REDEEM</w:t>
+      </w:r>
+      <w:r>
+        <w:t xml:space="preserve"> </w:t>
+      </w:r>
+      <w:r>
+        <w:t xml:space="preserve">movementTypes and</w:t>
+      </w:r>
+      <w:r>
+        <w:t xml:space="preserve"> </w:t>
+      </w:r>
+      <w:r>
+        <w:rPr>
+          <w:rStyle w:val="VerbatimChar"/>
+        </w:rPr>
+        <w:t xml:space="preserve">checkRedeemSufficiency()</w:t>
+      </w:r>
+      <w:r>
+        <w:t xml:space="preserve"> </w:t>
+      </w:r>
+      <w:r>
+        <w:t xml:space="preserve">are both untouched and still accept a Partial Redeem from</w:t>
+      </w:r>
+      <w:r>
+        <w:t xml:space="preserve"> </w:t>
+      </w:r>
+      <w:r>
+        <w:t xml:space="preserve">any other caller (a known, disclosed scope limit, not closed in this pass).</w:t>
+      </w:r>
+      <w:r>
+        <w:t xml:space="preserve"> </w:t>
+      </w:r>
+      <w:r>
+        <w:rPr>
+          <w:b/>
+          <w:bCs/>
+        </w:rPr>
+        <w:t xml:space="preserve">A3S’s own matched SG</w:t>
+      </w:r>
+      <w:r>
+        <w:rPr>
+          <w:b/>
+          <w:bCs/>
+        </w:rPr>
+        <w:t xml:space="preserve"> </w:t>
+      </w:r>
+      <w:r>
+        <w:rPr>
+          <w:b/>
+          <w:bCs/>
+        </w:rPr>
+        <w:t xml:space="preserve">redemption leg is unaffected</w:t>
+      </w:r>
+      <w:r>
+        <w:t xml:space="preserve"> </w:t>
+      </w:r>
+      <w:r>
+        <w:t xml:space="preserve">— it is a completely separate code path (</w:t>
+      </w:r>
+      <w:r>
+        <w:rPr>
+          <w:rStyle w:val="VerbatimChar"/>
+        </w:rPr>
+        <w:t xml:space="preserve">documentArrivalWithSg</w:t>
+      </w:r>
+      <w:r>
+        <w:t xml:space="preserve">),</w:t>
+      </w:r>
+      <w:r>
+        <w:t xml:space="preserve"> </w:t>
+      </w:r>
+      <w:r>
+        <w:t xml:space="preserve">genuinely capped at</w:t>
+      </w:r>
+      <w:r>
+        <w:t xml:space="preserve"> </w:t>
+      </w:r>
+      <w:r>
+        <w:rPr>
+          <w:rStyle w:val="VerbatimChar"/>
+        </w:rPr>
+        <w:t xml:space="preserve">MIN(Bill Amount, SG Available Balance)</w:t>
+      </w:r>
+      <w:r>
+        <w:t xml:space="preserve"> </w:t>
+      </w:r>
+      <w:r>
+        <w:t xml:space="preserve">and tied to a real Document Arrival via</w:t>
+      </w:r>
+      <w:r>
+        <w:t xml:space="preserve"> </w:t>
+      </w:r>
+      <w:r>
+        <w:rPr>
+          <w:rStyle w:val="VerbatimChar"/>
+        </w:rPr>
+        <w:t xml:space="preserve">businessEventId</w:t>
+      </w:r>
+      <w:r>
+        <w:t xml:space="preserve">, not a standalone user-typed amount; see A3S’s own table above, which can still</w:t>
+      </w:r>
+      <w:r>
+        <w:t xml:space="preserve"> </w:t>
+      </w:r>
+      <w:r>
+        <w:t xml:space="preserve">legitimately be</w:t>
+      </w:r>
+      <w:r>
+        <w:t xml:space="preserve"> </w:t>
+      </w:r>
+      <w:r>
+        <w:rPr>
+          <w:rStyle w:val="VerbatimChar"/>
+        </w:rPr>
+        <w:t xml:space="preserve">PARTIAL_REDEEM</w:t>
+      </w:r>
+      <w:r>
+        <w:t xml:space="preserve">.</w:t>
       </w:r>
     </w:p>
     <w:p>
@@ -11745,37 +12401,20 @@
         </w:tc>
       </w:tr>
     </w:tbl>
-    <w:p>
-      <w:r>
-        <w:pict>
-          <v:rect style="width:0;height:1.5pt" o:hralign="center" o:hrstd="t" o:hr="t"/>
-        </w:pict>
-      </w:r>
-    </w:p>
     <w:bookmarkEnd w:id="24"/>
-    <w:bookmarkEnd w:id="25"/>
-    <w:bookmarkStart w:id="33" w:name="export-confirmed-lc-functions-b1b5"/>
-    <w:p>
-      <w:pPr>
-        <w:pStyle w:val="Heading2"/>
-      </w:pPr>
-      <w:r>
-        <w:t xml:space="preserve">7. Export Confirmed LC Functions (B1–B5)</w:t>
-      </w:r>
-    </w:p>
-    <w:bookmarkStart w:id="26" w:name="b1-confirm-lc-eplc_confirmation-issue"/>
+    <w:bookmarkStart w:id="25" w:name="Xa18dd792ff3f8215398eec9d3b22107ad3f0ed3"/>
     <w:p>
       <w:pPr>
         <w:pStyle w:val="Heading3"/>
       </w:pPr>
       <w:r>
-        <w:t xml:space="preserve">B1 — Confirm LC (</w:t>
-      </w:r>
-      <w:r>
-        <w:rPr>
-          <w:rStyle w:val="VerbatimChar"/>
-        </w:rPr>
-        <w:t xml:space="preserve">EPLC_CONFIRMATION</w:t>
+        <w:t xml:space="preserve">A10 — Import LC Close (</w:t>
+      </w:r>
+      <w:r>
+        <w:rPr>
+          <w:rStyle w:val="VerbatimChar"/>
+        </w:rPr>
+        <w:t xml:space="preserve">IPLC_LC</w:t>
       </w:r>
       <w:r>
         <w:t xml:space="preserve"> </w:t>
@@ -11790,7 +12429,22 @@
         <w:rPr>
           <w:rStyle w:val="VerbatimChar"/>
         </w:rPr>
-        <w:t xml:space="preserve">ISSUE</w:t>
+        <w:t xml:space="preserve">EPLC_LC</w:t>
+      </w:r>
+      <w:r>
+        <w:t xml:space="preserve"> </w:t>
+      </w:r>
+      <w:r>
+        <w:t xml:space="preserve">/</w:t>
+      </w:r>
+      <w:r>
+        <w:t xml:space="preserve"> </w:t>
+      </w:r>
+      <w:r>
+        <w:rPr>
+          <w:rStyle w:val="VerbatimChar"/>
+        </w:rPr>
+        <w:t xml:space="preserve">CLOSE</w:t>
       </w:r>
       <w:r>
         <w:t xml:space="preserve">)</w:t>
@@ -11801,13 +12455,104 @@
         <w:pStyle w:val="FirstParagraph"/>
       </w:pPr>
       <w:r>
-        <w:t xml:space="preserve">Establishes the confirming bank’s own contingent (CONF LIAB). Tolerance applies — identical mechanics</w:t>
-      </w:r>
-      <w:r>
-        <w:t xml:space="preserve"> </w:t>
-      </w:r>
-      <w:r>
-        <w:t xml:space="preserve">to A1, on a different instrumentType.</w:t>
+        <w:t xml:space="preserve">Added 2026-08-21. Root-only (</w:t>
+      </w:r>
+      <w:r>
+        <w:rPr>
+          <w:rStyle w:val="VerbatimChar"/>
+        </w:rPr>
+        <w:t xml:space="preserve">IPLC_LC</w:t>
+      </w:r>
+      <w:r>
+        <w:t xml:space="preserve">/</w:t>
+      </w:r>
+      <w:r>
+        <w:rPr>
+          <w:rStyle w:val="VerbatimChar"/>
+        </w:rPr>
+        <w:t xml:space="preserve">EPLC_LC</w:t>
+      </w:r>
+      <w:r>
+        <w:t xml:space="preserve">) — writes off whatever Confirmed Balance remains and, once</w:t>
+      </w:r>
+      <w:r>
+        <w:t xml:space="preserve"> </w:t>
+      </w:r>
+      <w:r>
+        <w:t xml:space="preserve">Approved, retires the Logical Contract (</w:t>
+      </w:r>
+      <w:r>
+        <w:rPr>
+          <w:rStyle w:val="VerbatimChar"/>
+        </w:rPr>
+        <w:t xml:space="preserve">ContractStatus.CLOSED</w:t>
+      </w:r>
+      <w:r>
+        <w:t xml:space="preserve">).</w:t>
+      </w:r>
+      <w:r>
+        <w:t xml:space="preserve"> </w:t>
+      </w:r>
+      <w:r>
+        <w:rPr>
+          <w:rStyle w:val="VerbatimChar"/>
+        </w:rPr>
+        <w:t xml:space="preserve">amount</w:t>
+      </w:r>
+      <w:r>
+        <w:t xml:space="preserve"> </w:t>
+      </w:r>
+      <w:r>
+        <w:t xml:space="preserve">must exactly equal the current</w:t>
+      </w:r>
+      <w:r>
+        <w:t xml:space="preserve"> </w:t>
+      </w:r>
+      <w:r>
+        <w:t xml:space="preserve">Confirmed Balance at Submit (may be 0 for an already fully-utilized LC, never negative) — never</w:t>
+      </w:r>
+      <w:r>
+        <w:t xml:space="preserve"> </w:t>
+      </w:r>
+      <w:r>
+        <w:t xml:space="preserve">auto-derived from anything else. Eligibility (not already Closed; SG AND Acceptance Confirmed Balance both</w:t>
+      </w:r>
+      <w:r>
+        <w:t xml:space="preserve"> </w:t>
+      </w:r>
+      <w:r>
+        <w:t xml:space="preserve">exactly 0; no open Event anywhere in the whole event tree — root plus every SG/Acceptance/Examination</w:t>
+      </w:r>
+      <w:r>
+        <w:t xml:space="preserve"> </w:t>
+      </w:r>
+      <w:r>
+        <w:t xml:space="preserve">child) is checked at Submit</w:t>
+      </w:r>
+      <w:r>
+        <w:t xml:space="preserve"> </w:t>
+      </w:r>
+      <w:r>
+        <w:rPr>
+          <w:b/>
+          <w:bCs/>
+        </w:rPr>
+        <w:t xml:space="preserve">and again at Approve</w:t>
+      </w:r>
+      <w:r>
+        <w:t xml:space="preserve">, since it can stop holding in between (e.g. a fresh</w:t>
+      </w:r>
+      <w:r>
+        <w:t xml:space="preserve"> </w:t>
+      </w:r>
+      <w:r>
+        <w:t xml:space="preserve">Event submitted against a child ledger in that window) — the Checker Release fails outright rather than</w:t>
+      </w:r>
+      <w:r>
+        <w:t xml:space="preserve"> </w:t>
+      </w:r>
+      <w:r>
+        <w:t xml:space="preserve">silently re-deriving a different write-off amount.</w:t>
       </w:r>
     </w:p>
     <w:tbl>
@@ -11894,7 +12639,7 @@
                 <w:b/>
                 <w:bCs/>
               </w:rPr>
-              <w:t xml:space="preserve">+= ceilingAmount</w:t>
+              <w:t xml:space="preserve">−= ceilingAmount — drops to exactly 0</w:t>
             </w:r>
           </w:p>
         </w:tc>
@@ -11922,7 +12667,7 @@
                 <w:b/>
                 <w:bCs/>
               </w:rPr>
-              <w:t xml:space="preserve">+= ceilingAmount</w:t>
+              <w:t xml:space="preserve">−= ceilingAmount</w:t>
             </w:r>
           </w:p>
         </w:tc>
@@ -11961,7 +12706,7 @@
                 <w:b/>
                 <w:bCs/>
               </w:rPr>
-              <w:t xml:space="preserve">+= ceilingAmount</w:t>
+              <w:t xml:space="preserve">−= ceilingAmount</w:t>
             </w:r>
           </w:p>
         </w:tc>
@@ -11996,30 +12741,18 @@
               <w:pStyle w:val="Compact"/>
             </w:pPr>
             <w:r>
-              <w:rPr>
-                <w:rStyle w:val="VerbatimChar"/>
-              </w:rPr>
-              <w:t xml:space="preserve">null</w:t>
-            </w:r>
-            <w:r>
-              <w:t xml:space="preserve"> </w:t>
-            </w:r>
-            <w:r>
-              <w:t xml:space="preserve">(Import-only figure)</w:t>
-            </w:r>
-          </w:p>
-        </w:tc>
-        <w:tc>
-          <w:tcPr/>
-          <w:p>
-            <w:pPr>
-              <w:pStyle w:val="Compact"/>
-            </w:pPr>
-            <w:r>
-              <w:rPr>
-                <w:rStyle w:val="VerbatimChar"/>
-              </w:rPr>
-              <w:t xml:space="preserve">null</w:t>
+              <w:t xml:space="preserve">unaffected — Close is only eligible once it’s already 0</w:t>
+            </w:r>
+          </w:p>
+        </w:tc>
+        <w:tc>
+          <w:tcPr/>
+          <w:p>
+            <w:pPr>
+              <w:pStyle w:val="Compact"/>
+            </w:pPr>
+            <w:r>
+              <w:t xml:space="preserve">unaffected</w:t>
             </w:r>
           </w:p>
         </w:tc>
@@ -12033,17 +12766,6 @@
             </w:pPr>
             <w:r>
               <w:t xml:space="preserve">Tight Available Balance</w:t>
-            </w:r>
-          </w:p>
-        </w:tc>
-        <w:tc>
-          <w:tcPr/>
-          <w:p>
-            <w:pPr>
-              <w:pStyle w:val="Compact"/>
-            </w:pPr>
-            <w:r>
-              <w:t xml:space="preserve">unchanged (2026-08-20: tracks Confirmed now, not Available)</w:t>
             </w:r>
           </w:p>
         </w:tc>
@@ -12058,77 +12780,59 @@
                 <w:b/>
                 <w:bCs/>
               </w:rPr>
-              <w:t xml:space="preserve">+= ceilingAmount</w:t>
-            </w:r>
-          </w:p>
-        </w:tc>
-      </w:tr>
-      <w:tr>
-        <w:tc>
-          <w:tcPr/>
-          <w:p>
-            <w:pPr>
-              <w:pStyle w:val="Compact"/>
-            </w:pPr>
-            <w:r>
-              <w:t xml:space="preserve">Present Docs Earmark (Pending)</w:t>
-            </w:r>
-          </w:p>
-        </w:tc>
-        <w:tc>
-          <w:tcPr/>
-          <w:p>
-            <w:pPr>
-              <w:pStyle w:val="Compact"/>
-            </w:pPr>
-            <w:r>
-              <w:t xml:space="preserve">unaffected (no B3 presentation yet)</w:t>
-            </w:r>
-          </w:p>
-        </w:tc>
-        <w:tc>
-          <w:tcPr/>
-          <w:p>
-            <w:pPr>
-              <w:pStyle w:val="Compact"/>
-            </w:pPr>
-            <w:r>
-              <w:t xml:space="preserve">unaffected</w:t>
-            </w:r>
-          </w:p>
-        </w:tc>
-      </w:tr>
-      <w:tr>
-        <w:tc>
-          <w:tcPr/>
-          <w:p>
-            <w:pPr>
-              <w:pStyle w:val="Compact"/>
-            </w:pPr>
-            <w:r>
-              <w:t xml:space="preserve">Present Docs Earmark (Approved)</w:t>
-            </w:r>
-          </w:p>
-        </w:tc>
-        <w:tc>
-          <w:tcPr/>
-          <w:p>
-            <w:pPr>
-              <w:pStyle w:val="Compact"/>
-            </w:pPr>
-            <w:r>
-              <w:t xml:space="preserve">unaffected</w:t>
-            </w:r>
-          </w:p>
-        </w:tc>
-        <w:tc>
-          <w:tcPr/>
-          <w:p>
-            <w:pPr>
-              <w:pStyle w:val="Compact"/>
-            </w:pPr>
-            <w:r>
-              <w:t xml:space="preserve">unaffected</w:t>
+              <w:t xml:space="preserve">−= ceilingAmount</w:t>
+            </w:r>
+            <w:r>
+              <w:t xml:space="preserve"> </w:t>
+            </w:r>
+            <w:r>
+              <w:t xml:space="preserve">(Pending Decrease Total, same as any other decrease-shaped movement)</w:t>
+            </w:r>
+          </w:p>
+        </w:tc>
+        <w:tc>
+          <w:tcPr/>
+          <w:p>
+            <w:pPr>
+              <w:pStyle w:val="Compact"/>
+            </w:pPr>
+            <w:r>
+              <w:t xml:space="preserve">unchanged (already reflected)</w:t>
+            </w:r>
+          </w:p>
+        </w:tc>
+      </w:tr>
+      <w:tr>
+        <w:tc>
+          <w:tcPr/>
+          <w:p>
+            <w:pPr>
+              <w:pStyle w:val="Compact"/>
+            </w:pPr>
+            <w:r>
+              <w:t xml:space="preserve">Present Docs Earmark (P/A)</w:t>
+            </w:r>
+          </w:p>
+        </w:tc>
+        <w:tc>
+          <w:tcPr/>
+          <w:p>
+            <w:pPr>
+              <w:pStyle w:val="Compact"/>
+            </w:pPr>
+            <w:r>
+              <w:t xml:space="preserve">N/A — Import side</w:t>
+            </w:r>
+          </w:p>
+        </w:tc>
+        <w:tc>
+          <w:tcPr/>
+          <w:p>
+            <w:pPr>
+              <w:pStyle w:val="Compact"/>
+            </w:pPr>
+            <w:r>
+              <w:t xml:space="preserve">N/A</w:t>
             </w:r>
           </w:p>
         </w:tc>
@@ -12152,7 +12856,7 @@
               <w:pStyle w:val="Compact"/>
             </w:pPr>
             <w:r>
-              <w:t xml:space="preserve">N/A — Export side</w:t>
+              <w:t xml:space="preserve">N/A — Close is only eligible once outstanding SG is 0</w:t>
             </w:r>
           </w:p>
         </w:tc>
@@ -12187,7 +12891,16 @@
               <w:pStyle w:val="Compact"/>
             </w:pPr>
             <w:r>
-              <w:t xml:space="preserve">N/A — Import-only concept</w:t>
+              <w:t xml:space="preserve">N/A — not a</w:t>
+            </w:r>
+            <w:r>
+              <w:t xml:space="preserve"> </w:t>
+            </w:r>
+            <w:r>
+              <w:rPr>
+                <w:rStyle w:val="VerbatimChar"/>
+              </w:rPr>
+              <w:t xml:space="preserve">UTILIZE</w:t>
             </w:r>
           </w:p>
         </w:tc>
@@ -12203,15 +12916,120 @@
           </w:p>
         </w:tc>
       </w:tr>
+      <w:tr>
+        <w:tc>
+          <w:tcPr/>
+          <w:p>
+            <w:pPr>
+              <w:pStyle w:val="Compact"/>
+            </w:pPr>
+            <w:r>
+              <w:rPr>
+                <w:b/>
+                <w:bCs/>
+              </w:rPr>
+              <w:t xml:space="preserve">Contract status</w:t>
+            </w:r>
+          </w:p>
+        </w:tc>
+        <w:tc>
+          <w:tcPr/>
+          <w:p>
+            <w:pPr>
+              <w:pStyle w:val="Compact"/>
+            </w:pPr>
+            <w:r>
+              <w:t xml:space="preserve">unchanged, still</w:t>
+            </w:r>
+            <w:r>
+              <w:t xml:space="preserve"> </w:t>
+            </w:r>
+            <w:r>
+              <w:rPr>
+                <w:rStyle w:val="VerbatimChar"/>
+              </w:rPr>
+              <w:t xml:space="preserve">ACTIVE</w:t>
+            </w:r>
+          </w:p>
+        </w:tc>
+        <w:tc>
+          <w:tcPr/>
+          <w:p>
+            <w:pPr>
+              <w:pStyle w:val="Compact"/>
+            </w:pPr>
+            <w:r>
+              <w:rPr>
+                <w:rStyle w:val="VerbatimChar"/>
+                <w:b/>
+                <w:bCs/>
+              </w:rPr>
+              <w:t xml:space="preserve">ACTIVE</w:t>
+            </w:r>
+            <w:r>
+              <w:rPr>
+                <w:b/>
+                <w:bCs/>
+              </w:rPr>
+              <w:t xml:space="preserve"> </w:t>
+            </w:r>
+            <w:r>
+              <w:rPr>
+                <w:b/>
+                <w:bCs/>
+              </w:rPr>
+              <w:t xml:space="preserve">→</w:t>
+            </w:r>
+            <w:r>
+              <w:rPr>
+                <w:b/>
+                <w:bCs/>
+              </w:rPr>
+              <w:t xml:space="preserve"> </w:t>
+            </w:r>
+            <w:r>
+              <w:rPr>
+                <w:rStyle w:val="VerbatimChar"/>
+                <w:b/>
+                <w:bCs/>
+              </w:rPr>
+              <w:t xml:space="preserve">CLOSED</w:t>
+            </w:r>
+            <w:r>
+              <w:t xml:space="preserve"> </w:t>
+            </w:r>
+            <w:r>
+              <w:t xml:space="preserve">(side effect of this Release, not a figure)</w:t>
+            </w:r>
+          </w:p>
+        </w:tc>
+      </w:tr>
     </w:tbl>
+    <w:p>
+      <w:r>
+        <w:pict>
+          <v:rect style="width:0;height:1.5pt" o:hralign="center" o:hrstd="t" o:hr="t"/>
+        </w:pict>
+      </w:r>
+    </w:p>
+    <w:bookmarkEnd w:id="25"/>
     <w:bookmarkEnd w:id="26"/>
-    <w:bookmarkStart w:id="29" w:name="X266d84da00734487b16644f1fe0649b6f14bab3"/>
+    <w:bookmarkStart w:id="35" w:name="export-confirmed-lc-functions-b1b6"/>
+    <w:p>
+      <w:pPr>
+        <w:pStyle w:val="Heading2"/>
+      </w:pPr>
+      <w:r>
+        <w:t xml:space="preserve">7. Export Confirmed LC Functions (B1–B6)</w:t>
+      </w:r>
+    </w:p>
+    <w:bookmarkStart w:id="27" w:name="b1-confirm-lc-eplc_confirmation-issue"/>
     <w:p>
       <w:pPr>
         <w:pStyle w:val="Heading3"/>
       </w:pPr>
       <w:r>
-        <w:t xml:space="preserve">B2 — Confirm LC Amendment (</w:t>
+        <w:t xml:space="preserve">B1 — Confirm LC (</w:t>
       </w:r>
       <w:r>
         <w:rPr>
@@ -12232,7 +13050,7 @@
         <w:rPr>
           <w:rStyle w:val="VerbatimChar"/>
         </w:rPr>
-        <w:t xml:space="preserve">AMEND</w:t>
+        <w:t xml:space="preserve">ISSUE</w:t>
       </w:r>
       <w:r>
         <w:t xml:space="preserve">)</w:t>
@@ -12243,119 +13061,13 @@
         <w:pStyle w:val="FirstParagraph"/>
       </w:pPr>
       <w:r>
-        <w:rPr>
-          <w:b/>
-          <w:bCs/>
-        </w:rPr>
-        <w:t xml:space="preserve">No separate</w:t>
-      </w:r>
-      <w:r>
-        <w:rPr>
-          <w:b/>
-          <w:bCs/>
-        </w:rPr>
-        <w:t xml:space="preserve"> </w:t>
-      </w:r>
-      <w:r>
-        <w:rPr>
-          <w:rStyle w:val="VerbatimChar"/>
-          <w:b/>
-          <w:bCs/>
-        </w:rPr>
-        <w:t xml:space="preserve">AMEND_INCREASE</w:t>
-      </w:r>
-      <w:r>
-        <w:rPr>
-          <w:b/>
-          <w:bCs/>
-        </w:rPr>
-        <w:t xml:space="preserve">/</w:t>
-      </w:r>
-      <w:r>
-        <w:rPr>
-          <w:rStyle w:val="VerbatimChar"/>
-          <w:b/>
-          <w:bCs/>
-        </w:rPr>
-        <w:t xml:space="preserve">AMEND_DECREASE</w:t>
-      </w:r>
-      <w:r>
-        <w:rPr>
-          <w:b/>
-          <w:bCs/>
-        </w:rPr>
-        <w:t xml:space="preserve"> </w:t>
-      </w:r>
-      <w:r>
-        <w:rPr>
-          <w:b/>
-          <w:bCs/>
-        </w:rPr>
-        <w:t xml:space="preserve">movementType</w:t>
-      </w:r>
-      <w:r>
-        <w:t xml:space="preserve"> </w:t>
-      </w:r>
-      <w:r>
-        <w:t xml:space="preserve">— the UI’s own Direction picker sets the</w:t>
-      </w:r>
-      <w:r>
-        <w:t xml:space="preserve"> </w:t>
-      </w:r>
-      <w:r>
-        <w:rPr>
-          <w:b/>
-          <w:bCs/>
-        </w:rPr>
-        <w:t xml:space="preserve">sign</w:t>
-      </w:r>
-      <w:r>
-        <w:t xml:space="preserve"> </w:t>
-      </w:r>
-      <w:r>
-        <w:t xml:space="preserve">of the submitted</w:t>
-      </w:r>
-      <w:r>
-        <w:t xml:space="preserve"> </w:t>
-      </w:r>
-      <w:r>
-        <w:rPr>
-          <w:rStyle w:val="VerbatimChar"/>
-        </w:rPr>
-        <w:t xml:space="preserve">amount</w:t>
-      </w:r>
-      <w:r>
-        <w:t xml:space="preserve"> </w:t>
-      </w:r>
-      <w:r>
-        <w:t xml:space="preserve">(positive = Increase, negative = Decrease); the wire request always</w:t>
-      </w:r>
-      <w:r>
-        <w:t xml:space="preserve"> </w:t>
-      </w:r>
-      <w:r>
-        <w:t xml:space="preserve">carries</w:t>
-      </w:r>
-      <w:r>
-        <w:t xml:space="preserve"> </w:t>
-      </w:r>
-      <w:r>
-        <w:rPr>
-          <w:rStyle w:val="VerbatimChar"/>
-        </w:rPr>
-        <w:t xml:space="preserve">movementType: 'AMEND'</w:t>
-      </w:r>
-      <w:r>
-        <w:t xml:space="preserve">. Tolerance applies to the (signed) amount either way.</w:t>
-      </w:r>
-    </w:p>
-    <w:bookmarkStart w:id="27" w:name="b2-increase"/>
-    <w:p>
-      <w:pPr>
-        <w:pStyle w:val="Heading4"/>
-      </w:pPr>
-      <w:r>
-        <w:t xml:space="preserve">B2 — Increase</w:t>
+        <w:t xml:space="preserve">Establishes the confirming bank’s own contingent (CONF LIAB). Tolerance applies — identical mechanics</w:t>
+      </w:r>
+      <w:r>
+        <w:t xml:space="preserve"> </w:t>
+      </w:r>
+      <w:r>
+        <w:t xml:space="preserve">to A1, on a different instrumentType.</w:t>
       </w:r>
     </w:p>
     <w:tbl>
@@ -12549,6 +13261,12 @@
               </w:rPr>
               <w:t xml:space="preserve">null</w:t>
             </w:r>
+            <w:r>
+              <w:t xml:space="preserve"> </w:t>
+            </w:r>
+            <w:r>
+              <w:t xml:space="preserve">(Import-only figure)</w:t>
+            </w:r>
           </w:p>
         </w:tc>
         <w:tc>
@@ -12613,18 +13331,18 @@
               <w:pStyle w:val="Compact"/>
             </w:pPr>
             <w:r>
-              <w:t xml:space="preserve">Present Docs Earmark (P/A)</w:t>
-            </w:r>
-          </w:p>
-        </w:tc>
-        <w:tc>
-          <w:tcPr/>
-          <w:p>
-            <w:pPr>
-              <w:pStyle w:val="Compact"/>
-            </w:pPr>
-            <w:r>
-              <w:t xml:space="preserve">unaffected by this movement</w:t>
+              <w:t xml:space="preserve">Present Docs Earmark (Pending)</w:t>
+            </w:r>
+          </w:p>
+        </w:tc>
+        <w:tc>
+          <w:tcPr/>
+          <w:p>
+            <w:pPr>
+              <w:pStyle w:val="Compact"/>
+            </w:pPr>
+            <w:r>
+              <w:t xml:space="preserve">unaffected (no B3 presentation yet)</w:t>
             </w:r>
           </w:p>
         </w:tc>
@@ -12648,6 +13366,41 @@
               <w:pStyle w:val="Compact"/>
             </w:pPr>
             <w:r>
+              <w:t xml:space="preserve">Present Docs Earmark (Approved)</w:t>
+            </w:r>
+          </w:p>
+        </w:tc>
+        <w:tc>
+          <w:tcPr/>
+          <w:p>
+            <w:pPr>
+              <w:pStyle w:val="Compact"/>
+            </w:pPr>
+            <w:r>
+              <w:t xml:space="preserve">unaffected</w:t>
+            </w:r>
+          </w:p>
+        </w:tc>
+        <w:tc>
+          <w:tcPr/>
+          <w:p>
+            <w:pPr>
+              <w:pStyle w:val="Compact"/>
+            </w:pPr>
+            <w:r>
+              <w:t xml:space="preserve">unaffected</w:t>
+            </w:r>
+          </w:p>
+        </w:tc>
+      </w:tr>
+      <w:tr>
+        <w:tc>
+          <w:tcPr/>
+          <w:p>
+            <w:pPr>
+              <w:pStyle w:val="Compact"/>
+            </w:pPr>
+            <w:r>
               <w:t xml:space="preserve">SG (Pending / Approved)</w:t>
             </w:r>
           </w:p>
@@ -12659,21 +13412,21 @@
               <w:pStyle w:val="Compact"/>
             </w:pPr>
             <w:r>
+              <w:t xml:space="preserve">N/A — Export side</w:t>
+            </w:r>
+          </w:p>
+        </w:tc>
+        <w:tc>
+          <w:tcPr/>
+          <w:p>
+            <w:pPr>
+              <w:pStyle w:val="Compact"/>
+            </w:pPr>
+            <w:r>
               <w:t xml:space="preserve">N/A</w:t>
             </w:r>
           </w:p>
         </w:tc>
-        <w:tc>
-          <w:tcPr/>
-          <w:p>
-            <w:pPr>
-              <w:pStyle w:val="Compact"/>
-            </w:pPr>
-            <w:r>
-              <w:t xml:space="preserve">N/A</w:t>
-            </w:r>
-          </w:p>
-        </w:tc>
       </w:tr>
       <w:tr>
         <w:tc>
@@ -12694,7 +13447,7 @@
               <w:pStyle w:val="Compact"/>
             </w:pPr>
             <w:r>
-              <w:t xml:space="preserve">N/A</w:t>
+              <w:t xml:space="preserve">N/A — Import-only concept</w:t>
             </w:r>
           </w:p>
         </w:tc>
@@ -12712,13 +13465,37 @@
       </w:tr>
     </w:tbl>
     <w:bookmarkEnd w:id="27"/>
-    <w:bookmarkStart w:id="28" w:name="b2-decrease"/>
+    <w:bookmarkStart w:id="30" w:name="X266d84da00734487b16644f1fe0649b6f14bab3"/>
     <w:p>
       <w:pPr>
-        <w:pStyle w:val="Heading4"/>
+        <w:pStyle w:val="Heading3"/>
       </w:pPr>
       <w:r>
-        <w:t xml:space="preserve">B2 — Decrease</w:t>
+        <w:t xml:space="preserve">B2 — Confirm LC Amendment (</w:t>
+      </w:r>
+      <w:r>
+        <w:rPr>
+          <w:rStyle w:val="VerbatimChar"/>
+        </w:rPr>
+        <w:t xml:space="preserve">EPLC_CONFIRMATION</w:t>
+      </w:r>
+      <w:r>
+        <w:t xml:space="preserve"> </w:t>
+      </w:r>
+      <w:r>
+        <w:t xml:space="preserve">/</w:t>
+      </w:r>
+      <w:r>
+        <w:t xml:space="preserve"> </w:t>
+      </w:r>
+      <w:r>
+        <w:rPr>
+          <w:rStyle w:val="VerbatimChar"/>
+        </w:rPr>
+        <w:t xml:space="preserve">AMEND</w:t>
+      </w:r>
+      <w:r>
+        <w:t xml:space="preserve">)</w:t>
       </w:r>
     </w:p>
     <w:p>
@@ -12726,77 +13503,119 @@
         <w:pStyle w:val="FirstParagraph"/>
       </w:pPr>
       <w:r>
-        <w:t xml:space="preserve">Sufficiency gap closed 2026-08-20 — see §4’s own note: this direction now runs the same floor check as</w:t>
-      </w:r>
-      <w:r>
-        <w:t xml:space="preserve"> </w:t>
-      </w:r>
-      <w:r>
-        <w:t xml:space="preserve">A2’s own</w:t>
-      </w:r>
-      <w:r>
-        <w:t xml:space="preserve"> </w:t>
-      </w:r>
-      <w:r>
-        <w:rPr>
-          <w:rStyle w:val="VerbatimChar"/>
+        <w:rPr>
+          <w:b/>
+          <w:bCs/>
+        </w:rPr>
+        <w:t xml:space="preserve">No separate</w:t>
+      </w:r>
+      <w:r>
+        <w:rPr>
+          <w:b/>
+          <w:bCs/>
+        </w:rPr>
+        <w:t xml:space="preserve"> </w:t>
+      </w:r>
+      <w:r>
+        <w:rPr>
+          <w:rStyle w:val="VerbatimChar"/>
+          <w:b/>
+          <w:bCs/>
+        </w:rPr>
+        <w:t xml:space="preserve">AMEND_INCREASE</w:t>
+      </w:r>
+      <w:r>
+        <w:rPr>
+          <w:b/>
+          <w:bCs/>
+        </w:rPr>
+        <w:t xml:space="preserve">/</w:t>
+      </w:r>
+      <w:r>
+        <w:rPr>
+          <w:rStyle w:val="VerbatimChar"/>
+          <w:b/>
+          <w:bCs/>
         </w:rPr>
         <w:t xml:space="preserve">AMEND_DECREASE</w:t>
       </w:r>
       <w:r>
-        <w:t xml:space="preserve"> </w:t>
-      </w:r>
-      <w:r>
-        <w:t xml:space="preserve">(</w:t>
-      </w:r>
-      <w:r>
-        <w:rPr>
-          <w:rStyle w:val="VerbatimChar"/>
-        </w:rPr>
-        <w:t xml:space="preserve">checkAmendDecreaseSufficiency</w:t>
-      </w:r>
-      <w:r>
-        <w:t xml:space="preserve">, by magnitude), previously ungated entirely —</w:t>
-      </w:r>
-      <w:r>
-        <w:t xml:space="preserve"> </w:t>
-      </w:r>
-      <w:r>
-        <w:t xml:space="preserve">checked against</w:t>
-      </w:r>
-      <w:r>
-        <w:t xml:space="preserve"> </w:t>
-      </w:r>
-      <w:r>
-        <w:rPr>
-          <w:b/>
-          <w:bCs/>
-        </w:rPr>
-        <w:t xml:space="preserve">Tight</w:t>
-      </w:r>
-      <w:r>
-        <w:t xml:space="preserve"> </w:t>
-      </w:r>
-      <w:r>
-        <w:t xml:space="preserve">Available Balance (Confirmed minus still-PENDING decreases minus the</w:t>
-      </w:r>
-      <w:r>
-        <w:t xml:space="preserve"> </w:t>
-      </w:r>
-      <w:r>
-        <w:t xml:space="preserve">Confirmation’s own Present Docs Earmark), not plain Available Balance (§4’s own</w:t>
-      </w:r>
-      <w:r>
-        <w:t xml:space="preserve"> </w:t>
-      </w:r>
-      <w:r>
-        <w:t xml:space="preserve">“Basis tightened”</w:t>
-      </w:r>
-      <w:r>
-        <w:t xml:space="preserve"> </w:t>
-      </w:r>
-      <w:r>
-        <w:t xml:space="preserve">note).</w:t>
+        <w:rPr>
+          <w:b/>
+          <w:bCs/>
+        </w:rPr>
+        <w:t xml:space="preserve"> </w:t>
+      </w:r>
+      <w:r>
+        <w:rPr>
+          <w:b/>
+          <w:bCs/>
+        </w:rPr>
+        <w:t xml:space="preserve">movementType</w:t>
+      </w:r>
+      <w:r>
+        <w:t xml:space="preserve"> </w:t>
+      </w:r>
+      <w:r>
+        <w:t xml:space="preserve">— the UI’s own Direction picker sets the</w:t>
+      </w:r>
+      <w:r>
+        <w:t xml:space="preserve"> </w:t>
+      </w:r>
+      <w:r>
+        <w:rPr>
+          <w:b/>
+          <w:bCs/>
+        </w:rPr>
+        <w:t xml:space="preserve">sign</w:t>
+      </w:r>
+      <w:r>
+        <w:t xml:space="preserve"> </w:t>
+      </w:r>
+      <w:r>
+        <w:t xml:space="preserve">of the submitted</w:t>
+      </w:r>
+      <w:r>
+        <w:t xml:space="preserve"> </w:t>
+      </w:r>
+      <w:r>
+        <w:rPr>
+          <w:rStyle w:val="VerbatimChar"/>
+        </w:rPr>
+        <w:t xml:space="preserve">amount</w:t>
+      </w:r>
+      <w:r>
+        <w:t xml:space="preserve"> </w:t>
+      </w:r>
+      <w:r>
+        <w:t xml:space="preserve">(positive = Increase, negative = Decrease); the wire request always</w:t>
+      </w:r>
+      <w:r>
+        <w:t xml:space="preserve"> </w:t>
+      </w:r>
+      <w:r>
+        <w:t xml:space="preserve">carries</w:t>
+      </w:r>
+      <w:r>
+        <w:t xml:space="preserve"> </w:t>
+      </w:r>
+      <w:r>
+        <w:rPr>
+          <w:rStyle w:val="VerbatimChar"/>
+        </w:rPr>
+        <w:t xml:space="preserve">movementType: 'AMEND'</w:t>
+      </w:r>
+      <w:r>
+        <w:t xml:space="preserve">. Tolerance applies to the (signed) amount either way.</w:t>
+      </w:r>
+    </w:p>
+    <w:bookmarkStart w:id="28" w:name="b2-increase"/>
+    <w:p>
+      <w:pPr>
+        <w:pStyle w:val="Heading4"/>
+      </w:pPr>
+      <w:r>
+        <w:t xml:space="preserve">B2 — Increase</w:t>
       </w:r>
     </w:p>
     <w:tbl>
@@ -12883,7 +13702,7 @@
                 <w:b/>
                 <w:bCs/>
               </w:rPr>
-              <w:t xml:space="preserve">−= ceilingAmount</w:t>
+              <w:t xml:space="preserve">+= ceilingAmount</w:t>
             </w:r>
           </w:p>
         </w:tc>
@@ -12911,7 +13730,7 @@
                 <w:b/>
                 <w:bCs/>
               </w:rPr>
-              <w:t xml:space="preserve">−= ceilingAmount</w:t>
+              <w:t xml:space="preserve">+= ceilingAmount</w:t>
             </w:r>
           </w:p>
         </w:tc>
@@ -12950,7 +13769,7 @@
                 <w:b/>
                 <w:bCs/>
               </w:rPr>
-              <w:t xml:space="preserve">−= ceilingAmount</w:t>
+              <w:t xml:space="preserve">+= ceilingAmount</w:t>
             </w:r>
           </w:p>
         </w:tc>
@@ -13016,6 +13835,17 @@
             </w:pPr>
             <w:r>
               <w:t xml:space="preserve">Tight Available Balance</w:t>
+            </w:r>
+          </w:p>
+        </w:tc>
+        <w:tc>
+          <w:tcPr/>
+          <w:p>
+            <w:pPr>
+              <w:pStyle w:val="Compact"/>
+            </w:pPr>
+            <w:r>
+              <w:t xml:space="preserve">unchanged (2026-08-20: tracks Confirmed now, not Available)</w:t>
             </w:r>
           </w:p>
         </w:tc>
@@ -13030,24 +13860,7 @@
                 <w:b/>
                 <w:bCs/>
               </w:rPr>
-              <w:t xml:space="preserve">−= ceilingAmount</w:t>
-            </w:r>
-            <w:r>
-              <w:t xml:space="preserve"> </w:t>
-            </w:r>
-            <w:r>
-              <w:t xml:space="preserve">(unaffected by the 2026-08-20 formula change — a decrease still occupies Tight from Submit, via Pending Decrease Total)</w:t>
-            </w:r>
-          </w:p>
-        </w:tc>
-        <w:tc>
-          <w:tcPr/>
-          <w:p>
-            <w:pPr>
-              <w:pStyle w:val="Compact"/>
-            </w:pPr>
-            <w:r>
-              <w:t xml:space="preserve">unchanged</w:t>
+              <w:t xml:space="preserve">+= ceilingAmount</w:t>
             </w:r>
           </w:p>
         </w:tc>
@@ -13159,8 +13972,455 @@
       </w:tr>
     </w:tbl>
     <w:bookmarkEnd w:id="28"/>
+    <w:bookmarkStart w:id="29" w:name="b2-decrease"/>
+    <w:p>
+      <w:pPr>
+        <w:pStyle w:val="Heading4"/>
+      </w:pPr>
+      <w:r>
+        <w:t xml:space="preserve">B2 — Decrease</w:t>
+      </w:r>
+    </w:p>
+    <w:p>
+      <w:pPr>
+        <w:pStyle w:val="FirstParagraph"/>
+      </w:pPr>
+      <w:r>
+        <w:t xml:space="preserve">Sufficiency gap closed 2026-08-20 — see §4’s own note: this direction now runs the same floor check as</w:t>
+      </w:r>
+      <w:r>
+        <w:t xml:space="preserve"> </w:t>
+      </w:r>
+      <w:r>
+        <w:t xml:space="preserve">A2’s own</w:t>
+      </w:r>
+      <w:r>
+        <w:t xml:space="preserve"> </w:t>
+      </w:r>
+      <w:r>
+        <w:rPr>
+          <w:rStyle w:val="VerbatimChar"/>
+        </w:rPr>
+        <w:t xml:space="preserve">AMEND_DECREASE</w:t>
+      </w:r>
+      <w:r>
+        <w:t xml:space="preserve"> </w:t>
+      </w:r>
+      <w:r>
+        <w:t xml:space="preserve">(</w:t>
+      </w:r>
+      <w:r>
+        <w:rPr>
+          <w:rStyle w:val="VerbatimChar"/>
+        </w:rPr>
+        <w:t xml:space="preserve">checkAmendDecreaseSufficiency</w:t>
+      </w:r>
+      <w:r>
+        <w:t xml:space="preserve">, by magnitude), previously ungated entirely —</w:t>
+      </w:r>
+      <w:r>
+        <w:t xml:space="preserve"> </w:t>
+      </w:r>
+      <w:r>
+        <w:t xml:space="preserve">checked against</w:t>
+      </w:r>
+      <w:r>
+        <w:t xml:space="preserve"> </w:t>
+      </w:r>
+      <w:r>
+        <w:rPr>
+          <w:b/>
+          <w:bCs/>
+        </w:rPr>
+        <w:t xml:space="preserve">Tight</w:t>
+      </w:r>
+      <w:r>
+        <w:t xml:space="preserve"> </w:t>
+      </w:r>
+      <w:r>
+        <w:t xml:space="preserve">Available Balance (Confirmed minus still-PENDING decreases minus the</w:t>
+      </w:r>
+      <w:r>
+        <w:t xml:space="preserve"> </w:t>
+      </w:r>
+      <w:r>
+        <w:t xml:space="preserve">Confirmation’s own Present Docs Earmark), not plain Available Balance (§4’s own</w:t>
+      </w:r>
+      <w:r>
+        <w:t xml:space="preserve"> </w:t>
+      </w:r>
+      <w:r>
+        <w:t xml:space="preserve">“Basis tightened”</w:t>
+      </w:r>
+      <w:r>
+        <w:t xml:space="preserve"> </w:t>
+      </w:r>
+      <w:r>
+        <w:t xml:space="preserve">note).</w:t>
+      </w:r>
+    </w:p>
+    <w:tbl>
+      <w:tblPr>
+        <w:tblStyle w:val="Table"/>
+        <w:tblW w:type="pct" w:w="5000"/>
+        <w:tblLayout w:type="fixed"/>
+        <w:tblLook w:firstRow="1" w:lastRow="0" w:firstColumn="0" w:lastColumn="0" w:noHBand="0" w:noVBand="0" w:val="0020"/>
+      </w:tblPr>
+      <w:tblGrid>
+        <w:gridCol w:w="2640"/>
+        <w:gridCol w:w="2640"/>
+        <w:gridCol w:w="2640"/>
+      </w:tblGrid>
+      <w:tr>
+        <w:trPr>
+          <w:tblHeader w:val="on"/>
+        </w:trPr>
+        <w:tc>
+          <w:tcPr/>
+          <w:p>
+            <w:pPr>
+              <w:pStyle w:val="Compact"/>
+            </w:pPr>
+            <w:r>
+              <w:t xml:space="preserve">Figure</w:t>
+            </w:r>
+          </w:p>
+        </w:tc>
+        <w:tc>
+          <w:tcPr/>
+          <w:p>
+            <w:pPr>
+              <w:pStyle w:val="Compact"/>
+            </w:pPr>
+            <w:r>
+              <w:t xml:space="preserve">At Submit (PENDING)</w:t>
+            </w:r>
+          </w:p>
+        </w:tc>
+        <w:tc>
+          <w:tcPr/>
+          <w:p>
+            <w:pPr>
+              <w:pStyle w:val="Compact"/>
+            </w:pPr>
+            <w:r>
+              <w:t xml:space="preserve">At Approved (RELEASED)</w:t>
+            </w:r>
+          </w:p>
+        </w:tc>
+      </w:tr>
+      <w:tr>
+        <w:tc>
+          <w:tcPr/>
+          <w:p>
+            <w:pPr>
+              <w:pStyle w:val="Compact"/>
+            </w:pPr>
+            <w:r>
+              <w:t xml:space="preserve">Confirmed Balance</w:t>
+            </w:r>
+          </w:p>
+        </w:tc>
+        <w:tc>
+          <w:tcPr/>
+          <w:p>
+            <w:pPr>
+              <w:pStyle w:val="Compact"/>
+            </w:pPr>
+            <w:r>
+              <w:t xml:space="preserve">unchanged</w:t>
+            </w:r>
+          </w:p>
+        </w:tc>
+        <w:tc>
+          <w:tcPr/>
+          <w:p>
+            <w:pPr>
+              <w:pStyle w:val="Compact"/>
+            </w:pPr>
+            <w:r>
+              <w:rPr>
+                <w:b/>
+                <w:bCs/>
+              </w:rPr>
+              <w:t xml:space="preserve">−= ceilingAmount</w:t>
+            </w:r>
+          </w:p>
+        </w:tc>
+      </w:tr>
+      <w:tr>
+        <w:tc>
+          <w:tcPr/>
+          <w:p>
+            <w:pPr>
+              <w:pStyle w:val="Compact"/>
+            </w:pPr>
+            <w:r>
+              <w:t xml:space="preserve">Available Balance</w:t>
+            </w:r>
+          </w:p>
+        </w:tc>
+        <w:tc>
+          <w:tcPr/>
+          <w:p>
+            <w:pPr>
+              <w:pStyle w:val="Compact"/>
+            </w:pPr>
+            <w:r>
+              <w:rPr>
+                <w:b/>
+                <w:bCs/>
+              </w:rPr>
+              <w:t xml:space="preserve">−= ceilingAmount</w:t>
+            </w:r>
+          </w:p>
+        </w:tc>
+        <w:tc>
+          <w:tcPr/>
+          <w:p>
+            <w:pPr>
+              <w:pStyle w:val="Compact"/>
+            </w:pPr>
+            <w:r>
+              <w:t xml:space="preserve">unchanged (already reflected)</w:t>
+            </w:r>
+          </w:p>
+        </w:tc>
+      </w:tr>
+      <w:tr>
+        <w:tc>
+          <w:tcPr/>
+          <w:p>
+            <w:pPr>
+              <w:pStyle w:val="Compact"/>
+            </w:pPr>
+            <w:r>
+              <w:t xml:space="preserve">Pending Earmark Total</w:t>
+            </w:r>
+          </w:p>
+        </w:tc>
+        <w:tc>
+          <w:tcPr/>
+          <w:p>
+            <w:pPr>
+              <w:pStyle w:val="Compact"/>
+            </w:pPr>
+            <w:r>
+              <w:rPr>
+                <w:b/>
+                <w:bCs/>
+              </w:rPr>
+              <w:t xml:space="preserve">−= ceilingAmount</w:t>
+            </w:r>
+          </w:p>
+        </w:tc>
+        <w:tc>
+          <w:tcPr/>
+          <w:p>
+            <w:pPr>
+              <w:pStyle w:val="Compact"/>
+            </w:pPr>
+            <w:r>
+              <w:t xml:space="preserve">reverts to 0</w:t>
+            </w:r>
+          </w:p>
+        </w:tc>
+      </w:tr>
+      <w:tr>
+        <w:tc>
+          <w:tcPr/>
+          <w:p>
+            <w:pPr>
+              <w:pStyle w:val="Compact"/>
+            </w:pPr>
+            <w:r>
+              <w:t xml:space="preserve">Off-Balance Exposure</w:t>
+            </w:r>
+          </w:p>
+        </w:tc>
+        <w:tc>
+          <w:tcPr/>
+          <w:p>
+            <w:pPr>
+              <w:pStyle w:val="Compact"/>
+            </w:pPr>
+            <w:r>
+              <w:rPr>
+                <w:rStyle w:val="VerbatimChar"/>
+              </w:rPr>
+              <w:t xml:space="preserve">null</w:t>
+            </w:r>
+          </w:p>
+        </w:tc>
+        <w:tc>
+          <w:tcPr/>
+          <w:p>
+            <w:pPr>
+              <w:pStyle w:val="Compact"/>
+            </w:pPr>
+            <w:r>
+              <w:rPr>
+                <w:rStyle w:val="VerbatimChar"/>
+              </w:rPr>
+              <w:t xml:space="preserve">null</w:t>
+            </w:r>
+          </w:p>
+        </w:tc>
+      </w:tr>
+      <w:tr>
+        <w:tc>
+          <w:tcPr/>
+          <w:p>
+            <w:pPr>
+              <w:pStyle w:val="Compact"/>
+            </w:pPr>
+            <w:r>
+              <w:t xml:space="preserve">Tight Available Balance</w:t>
+            </w:r>
+          </w:p>
+        </w:tc>
+        <w:tc>
+          <w:tcPr/>
+          <w:p>
+            <w:pPr>
+              <w:pStyle w:val="Compact"/>
+            </w:pPr>
+            <w:r>
+              <w:rPr>
+                <w:b/>
+                <w:bCs/>
+              </w:rPr>
+              <w:t xml:space="preserve">−= ceilingAmount</w:t>
+            </w:r>
+            <w:r>
+              <w:t xml:space="preserve"> </w:t>
+            </w:r>
+            <w:r>
+              <w:t xml:space="preserve">(unaffected by the 2026-08-20 formula change — a decrease still occupies Tight from Submit, via Pending Decrease Total)</w:t>
+            </w:r>
+          </w:p>
+        </w:tc>
+        <w:tc>
+          <w:tcPr/>
+          <w:p>
+            <w:pPr>
+              <w:pStyle w:val="Compact"/>
+            </w:pPr>
+            <w:r>
+              <w:t xml:space="preserve">unchanged</w:t>
+            </w:r>
+          </w:p>
+        </w:tc>
+      </w:tr>
+      <w:tr>
+        <w:tc>
+          <w:tcPr/>
+          <w:p>
+            <w:pPr>
+              <w:pStyle w:val="Compact"/>
+            </w:pPr>
+            <w:r>
+              <w:t xml:space="preserve">Present Docs Earmark (P/A)</w:t>
+            </w:r>
+          </w:p>
+        </w:tc>
+        <w:tc>
+          <w:tcPr/>
+          <w:p>
+            <w:pPr>
+              <w:pStyle w:val="Compact"/>
+            </w:pPr>
+            <w:r>
+              <w:t xml:space="preserve">unaffected by this movement</w:t>
+            </w:r>
+          </w:p>
+        </w:tc>
+        <w:tc>
+          <w:tcPr/>
+          <w:p>
+            <w:pPr>
+              <w:pStyle w:val="Compact"/>
+            </w:pPr>
+            <w:r>
+              <w:t xml:space="preserve">unaffected</w:t>
+            </w:r>
+          </w:p>
+        </w:tc>
+      </w:tr>
+      <w:tr>
+        <w:tc>
+          <w:tcPr/>
+          <w:p>
+            <w:pPr>
+              <w:pStyle w:val="Compact"/>
+            </w:pPr>
+            <w:r>
+              <w:t xml:space="preserve">SG (Pending / Approved)</w:t>
+            </w:r>
+          </w:p>
+        </w:tc>
+        <w:tc>
+          <w:tcPr/>
+          <w:p>
+            <w:pPr>
+              <w:pStyle w:val="Compact"/>
+            </w:pPr>
+            <w:r>
+              <w:t xml:space="preserve">N/A</w:t>
+            </w:r>
+          </w:p>
+        </w:tc>
+        <w:tc>
+          <w:tcPr/>
+          <w:p>
+            <w:pPr>
+              <w:pStyle w:val="Compact"/>
+            </w:pPr>
+            <w:r>
+              <w:t xml:space="preserve">N/A</w:t>
+            </w:r>
+          </w:p>
+        </w:tc>
+      </w:tr>
+      <w:tr>
+        <w:tc>
+          <w:tcPr/>
+          <w:p>
+            <w:pPr>
+              <w:pStyle w:val="Compact"/>
+            </w:pPr>
+            <w:r>
+              <w:t xml:space="preserve">Document Arrival (Pending / Approved)</w:t>
+            </w:r>
+          </w:p>
+        </w:tc>
+        <w:tc>
+          <w:tcPr/>
+          <w:p>
+            <w:pPr>
+              <w:pStyle w:val="Compact"/>
+            </w:pPr>
+            <w:r>
+              <w:t xml:space="preserve">N/A</w:t>
+            </w:r>
+          </w:p>
+        </w:tc>
+        <w:tc>
+          <w:tcPr/>
+          <w:p>
+            <w:pPr>
+              <w:pStyle w:val="Compact"/>
+            </w:pPr>
+            <w:r>
+              <w:t xml:space="preserve">N/A</w:t>
+            </w:r>
+          </w:p>
+        </w:tc>
+      </w:tr>
+    </w:tbl>
     <w:bookmarkEnd w:id="29"/>
-    <w:bookmarkStart w:id="30" w:name="X31624281d167b43e6dbbebe453e0d9d1b30a792"/>
+    <w:bookmarkEnd w:id="30"/>
+    <w:bookmarkStart w:id="31" w:name="X31624281d167b43e6dbbebe453e0d9d1b30a792"/>
     <w:p>
       <w:pPr>
         <w:pStyle w:val="Heading3"/>
@@ -13876,8 +15136,8 @@
         <w:t xml:space="preserve">until B4’s genuine Release.</w:t>
       </w:r>
     </w:p>
-    <w:bookmarkEnd w:id="30"/>
-    <w:bookmarkStart w:id="31" w:name="X1618715d675fec4751ed38844d268a28b4467b6"/>
+    <w:bookmarkEnd w:id="31"/>
+    <w:bookmarkStart w:id="32" w:name="X1618715d675fec4751ed38844d268a28b4467b6"/>
     <w:p>
       <w:pPr>
         <w:pStyle w:val="Heading3"/>
@@ -14939,8 +16199,8 @@
         <w:t xml:space="preserve">| Document Arrival (Pending / Approved) | N/A — Import-only concept | N/A |</w:t>
       </w:r>
     </w:p>
-    <w:bookmarkEnd w:id="31"/>
-    <w:bookmarkStart w:id="32" w:name="X58c8d6142bb426cca80756b3a2b7ad07a5e6963"/>
+    <w:bookmarkEnd w:id="32"/>
+    <w:bookmarkStart w:id="33" w:name="X58c8d6142bb426cca80756b3a2b7ad07a5e6963"/>
     <w:p>
       <w:pPr>
         <w:pStyle w:val="Heading3"/>
@@ -15521,6 +16781,606 @@
         <w:t xml:space="preserve">scope — B4 books that asset, but nothing in this registry ever settles it.</w:t>
       </w:r>
     </w:p>
+    <w:bookmarkEnd w:id="33"/>
+    <w:bookmarkStart w:id="34" w:name="X231c6c884507e6fdc829e5b48e1de482e30a727"/>
+    <w:p>
+      <w:pPr>
+        <w:pStyle w:val="Heading3"/>
+      </w:pPr>
+      <w:r>
+        <w:t xml:space="preserve">B6 — Export Confirmed LC Close (</w:t>
+      </w:r>
+      <w:r>
+        <w:rPr>
+          <w:rStyle w:val="VerbatimChar"/>
+        </w:rPr>
+        <w:t xml:space="preserve">EPLC_CONFIRMATION</w:t>
+      </w:r>
+      <w:r>
+        <w:t xml:space="preserve"> </w:t>
+      </w:r>
+      <w:r>
+        <w:t xml:space="preserve">/</w:t>
+      </w:r>
+      <w:r>
+        <w:t xml:space="preserve"> </w:t>
+      </w:r>
+      <w:r>
+        <w:rPr>
+          <w:rStyle w:val="VerbatimChar"/>
+        </w:rPr>
+        <w:t xml:space="preserve">CLOSE</w:t>
+      </w:r>
+      <w:r>
+        <w:t xml:space="preserve">)</w:t>
+      </w:r>
+    </w:p>
+    <w:p>
+      <w:pPr>
+        <w:pStyle w:val="FirstParagraph"/>
+      </w:pPr>
+      <w:r>
+        <w:t xml:space="preserve">Added 2026-08-21. Same mechanics as A10 (§6), on</w:t>
+      </w:r>
+      <w:r>
+        <w:t xml:space="preserve"> </w:t>
+      </w:r>
+      <w:r>
+        <w:rPr>
+          <w:rStyle w:val="VerbatimChar"/>
+        </w:rPr>
+        <w:t xml:space="preserve">EPLC_CONFIRMATION</w:t>
+      </w:r>
+      <w:r>
+        <w:t xml:space="preserve"> </w:t>
+      </w:r>
+      <w:r>
+        <w:t xml:space="preserve">instead of</w:t>
+      </w:r>
+      <w:r>
+        <w:t xml:space="preserve"> </w:t>
+      </w:r>
+      <w:r>
+        <w:rPr>
+          <w:rStyle w:val="VerbatimChar"/>
+        </w:rPr>
+        <w:t xml:space="preserve">IPLC_LC</w:t>
+      </w:r>
+      <w:r>
+        <w:t xml:space="preserve">/</w:t>
+      </w:r>
+      <w:r>
+        <w:rPr>
+          <w:rStyle w:val="VerbatimChar"/>
+        </w:rPr>
+        <w:t xml:space="preserve">EPLC_LC</w:t>
+      </w:r>
+      <w:r>
+        <w:t xml:space="preserve"> </w:t>
+      </w:r>
+      <w:r>
+        <w:t xml:space="preserve">—</w:t>
+      </w:r>
+      <w:r>
+        <w:t xml:space="preserve"> </w:t>
+      </w:r>
+      <w:r>
+        <w:t xml:space="preserve">eligibility nets Present Docs Earmark rather than SG exposure (no SHGT children on the Export side), but</w:t>
+      </w:r>
+      <w:r>
+        <w:t xml:space="preserve"> </w:t>
+      </w:r>
+      <w:r>
+        <w:t xml:space="preserve">is otherwise identical: not already Closed; zero Acceptance Confirmed Balance; no open Event anywhere in</w:t>
+      </w:r>
+      <w:r>
+        <w:t xml:space="preserve"> </w:t>
+      </w:r>
+      <w:r>
+        <w:t xml:space="preserve">the whole event tree (root plus every Acceptance/Examination child — including a RELEASED-but-not-yet-</w:t>
+      </w:r>
+      <w:r>
+        <w:t xml:space="preserve"> </w:t>
+      </w:r>
+      <w:r>
+        <w:rPr>
+          <w:rStyle w:val="VerbatimChar"/>
+        </w:rPr>
+        <w:t xml:space="preserve">presentDocsConsumedAt</w:t>
+      </w:r>
+      <w:r>
+        <w:t xml:space="preserve"> </w:t>
+      </w:r>
+      <w:r>
+        <w:rPr>
+          <w:rStyle w:val="VerbatimChar"/>
+        </w:rPr>
+        <w:t xml:space="preserve">EPLC_EXAMINATION</w:t>
+      </w:r>
+      <w:r>
+        <w:t xml:space="preserve">, which a plain PENDING scan would miss).</w:t>
+      </w:r>
+      <w:r>
+        <w:t xml:space="preserve"> </w:t>
+      </w:r>
+      <w:r>
+        <w:rPr>
+          <w:rStyle w:val="VerbatimChar"/>
+        </w:rPr>
+        <w:t xml:space="preserve">amount</w:t>
+      </w:r>
+      <w:r>
+        <w:t xml:space="preserve"> </w:t>
+      </w:r>
+      <w:r>
+        <w:t xml:space="preserve">must exactly</w:t>
+      </w:r>
+      <w:r>
+        <w:t xml:space="preserve"> </w:t>
+      </w:r>
+      <w:r>
+        <w:t xml:space="preserve">equal the current Confirmed Balance at Submit (may be 0, never negative); eligibility and the exact-amount</w:t>
+      </w:r>
+      <w:r>
+        <w:t xml:space="preserve"> </w:t>
+      </w:r>
+      <w:r>
+        <w:t xml:space="preserve">match are both re-checked at Approve.</w:t>
+      </w:r>
+    </w:p>
+    <w:tbl>
+      <w:tblPr>
+        <w:tblStyle w:val="Table"/>
+        <w:tblW w:type="pct" w:w="5000"/>
+        <w:tblLayout w:type="fixed"/>
+        <w:tblLook w:firstRow="1" w:lastRow="0" w:firstColumn="0" w:lastColumn="0" w:noHBand="0" w:noVBand="0" w:val="0020"/>
+      </w:tblPr>
+      <w:tblGrid>
+        <w:gridCol w:w="2640"/>
+        <w:gridCol w:w="2640"/>
+        <w:gridCol w:w="2640"/>
+      </w:tblGrid>
+      <w:tr>
+        <w:trPr>
+          <w:tblHeader w:val="on"/>
+        </w:trPr>
+        <w:tc>
+          <w:tcPr/>
+          <w:p>
+            <w:pPr>
+              <w:pStyle w:val="Compact"/>
+            </w:pPr>
+            <w:r>
+              <w:t xml:space="preserve">Figure</w:t>
+            </w:r>
+          </w:p>
+        </w:tc>
+        <w:tc>
+          <w:tcPr/>
+          <w:p>
+            <w:pPr>
+              <w:pStyle w:val="Compact"/>
+            </w:pPr>
+            <w:r>
+              <w:t xml:space="preserve">At Submit (PENDING)</w:t>
+            </w:r>
+          </w:p>
+        </w:tc>
+        <w:tc>
+          <w:tcPr/>
+          <w:p>
+            <w:pPr>
+              <w:pStyle w:val="Compact"/>
+            </w:pPr>
+            <w:r>
+              <w:t xml:space="preserve">At Approved (RELEASED)</w:t>
+            </w:r>
+          </w:p>
+        </w:tc>
+      </w:tr>
+      <w:tr>
+        <w:tc>
+          <w:tcPr/>
+          <w:p>
+            <w:pPr>
+              <w:pStyle w:val="Compact"/>
+            </w:pPr>
+            <w:r>
+              <w:t xml:space="preserve">Confirmed Balance</w:t>
+            </w:r>
+          </w:p>
+        </w:tc>
+        <w:tc>
+          <w:tcPr/>
+          <w:p>
+            <w:pPr>
+              <w:pStyle w:val="Compact"/>
+            </w:pPr>
+            <w:r>
+              <w:t xml:space="preserve">unchanged</w:t>
+            </w:r>
+          </w:p>
+        </w:tc>
+        <w:tc>
+          <w:tcPr/>
+          <w:p>
+            <w:pPr>
+              <w:pStyle w:val="Compact"/>
+            </w:pPr>
+            <w:r>
+              <w:rPr>
+                <w:b/>
+                <w:bCs/>
+              </w:rPr>
+              <w:t xml:space="preserve">−= ceilingAmount — drops to exactly 0</w:t>
+            </w:r>
+          </w:p>
+        </w:tc>
+      </w:tr>
+      <w:tr>
+        <w:tc>
+          <w:tcPr/>
+          <w:p>
+            <w:pPr>
+              <w:pStyle w:val="Compact"/>
+            </w:pPr>
+            <w:r>
+              <w:t xml:space="preserve">Available Balance</w:t>
+            </w:r>
+          </w:p>
+        </w:tc>
+        <w:tc>
+          <w:tcPr/>
+          <w:p>
+            <w:pPr>
+              <w:pStyle w:val="Compact"/>
+            </w:pPr>
+            <w:r>
+              <w:rPr>
+                <w:b/>
+                <w:bCs/>
+              </w:rPr>
+              <w:t xml:space="preserve">−= ceilingAmount</w:t>
+            </w:r>
+          </w:p>
+        </w:tc>
+        <w:tc>
+          <w:tcPr/>
+          <w:p>
+            <w:pPr>
+              <w:pStyle w:val="Compact"/>
+            </w:pPr>
+            <w:r>
+              <w:t xml:space="preserve">unchanged (already reflected)</w:t>
+            </w:r>
+          </w:p>
+        </w:tc>
+      </w:tr>
+      <w:tr>
+        <w:tc>
+          <w:tcPr/>
+          <w:p>
+            <w:pPr>
+              <w:pStyle w:val="Compact"/>
+            </w:pPr>
+            <w:r>
+              <w:t xml:space="preserve">Pending Earmark Total</w:t>
+            </w:r>
+          </w:p>
+        </w:tc>
+        <w:tc>
+          <w:tcPr/>
+          <w:p>
+            <w:pPr>
+              <w:pStyle w:val="Compact"/>
+            </w:pPr>
+            <w:r>
+              <w:rPr>
+                <w:b/>
+                <w:bCs/>
+              </w:rPr>
+              <w:t xml:space="preserve">−= ceilingAmount</w:t>
+            </w:r>
+          </w:p>
+        </w:tc>
+        <w:tc>
+          <w:tcPr/>
+          <w:p>
+            <w:pPr>
+              <w:pStyle w:val="Compact"/>
+            </w:pPr>
+            <w:r>
+              <w:t xml:space="preserve">reverts to 0</w:t>
+            </w:r>
+          </w:p>
+        </w:tc>
+      </w:tr>
+      <w:tr>
+        <w:tc>
+          <w:tcPr/>
+          <w:p>
+            <w:pPr>
+              <w:pStyle w:val="Compact"/>
+            </w:pPr>
+            <w:r>
+              <w:t xml:space="preserve">Off-Balance Exposure</w:t>
+            </w:r>
+          </w:p>
+        </w:tc>
+        <w:tc>
+          <w:tcPr/>
+          <w:p>
+            <w:pPr>
+              <w:pStyle w:val="Compact"/>
+            </w:pPr>
+            <w:r>
+              <w:rPr>
+                <w:rStyle w:val="VerbatimChar"/>
+              </w:rPr>
+              <w:t xml:space="preserve">null</w:t>
+            </w:r>
+            <w:r>
+              <w:t xml:space="preserve"> </w:t>
+            </w:r>
+            <w:r>
+              <w:t xml:space="preserve">(Import-only figure)</w:t>
+            </w:r>
+          </w:p>
+        </w:tc>
+        <w:tc>
+          <w:tcPr/>
+          <w:p>
+            <w:pPr>
+              <w:pStyle w:val="Compact"/>
+            </w:pPr>
+            <w:r>
+              <w:rPr>
+                <w:rStyle w:val="VerbatimChar"/>
+              </w:rPr>
+              <w:t xml:space="preserve">null</w:t>
+            </w:r>
+          </w:p>
+        </w:tc>
+      </w:tr>
+      <w:tr>
+        <w:tc>
+          <w:tcPr/>
+          <w:p>
+            <w:pPr>
+              <w:pStyle w:val="Compact"/>
+            </w:pPr>
+            <w:r>
+              <w:t xml:space="preserve">Tight Available Balance</w:t>
+            </w:r>
+          </w:p>
+        </w:tc>
+        <w:tc>
+          <w:tcPr/>
+          <w:p>
+            <w:pPr>
+              <w:pStyle w:val="Compact"/>
+            </w:pPr>
+            <w:r>
+              <w:rPr>
+                <w:b/>
+                <w:bCs/>
+              </w:rPr>
+              <w:t xml:space="preserve">−= ceilingAmount</w:t>
+            </w:r>
+            <w:r>
+              <w:t xml:space="preserve"> </w:t>
+            </w:r>
+            <w:r>
+              <w:t xml:space="preserve">(Pending Decrease Total, same as any other decrease-shaped movement)</w:t>
+            </w:r>
+          </w:p>
+        </w:tc>
+        <w:tc>
+          <w:tcPr/>
+          <w:p>
+            <w:pPr>
+              <w:pStyle w:val="Compact"/>
+            </w:pPr>
+            <w:r>
+              <w:t xml:space="preserve">unchanged (already reflected)</w:t>
+            </w:r>
+          </w:p>
+        </w:tc>
+      </w:tr>
+      <w:tr>
+        <w:tc>
+          <w:tcPr/>
+          <w:p>
+            <w:pPr>
+              <w:pStyle w:val="Compact"/>
+            </w:pPr>
+            <w:r>
+              <w:t xml:space="preserve">Present Docs Earmark (P/A)</w:t>
+            </w:r>
+          </w:p>
+        </w:tc>
+        <w:tc>
+          <w:tcPr/>
+          <w:p>
+            <w:pPr>
+              <w:pStyle w:val="Compact"/>
+            </w:pPr>
+            <w:r>
+              <w:t xml:space="preserve">unaffected — Close is only eligible once no open Present Docs presentation remains</w:t>
+            </w:r>
+          </w:p>
+        </w:tc>
+        <w:tc>
+          <w:tcPr/>
+          <w:p>
+            <w:pPr>
+              <w:pStyle w:val="Compact"/>
+            </w:pPr>
+            <w:r>
+              <w:t xml:space="preserve">unaffected</w:t>
+            </w:r>
+          </w:p>
+        </w:tc>
+      </w:tr>
+      <w:tr>
+        <w:tc>
+          <w:tcPr/>
+          <w:p>
+            <w:pPr>
+              <w:pStyle w:val="Compact"/>
+            </w:pPr>
+            <w:r>
+              <w:t xml:space="preserve">SG (Pending / Approved)</w:t>
+            </w:r>
+          </w:p>
+        </w:tc>
+        <w:tc>
+          <w:tcPr/>
+          <w:p>
+            <w:pPr>
+              <w:pStyle w:val="Compact"/>
+            </w:pPr>
+            <w:r>
+              <w:t xml:space="preserve">N/A — Export side</w:t>
+            </w:r>
+          </w:p>
+        </w:tc>
+        <w:tc>
+          <w:tcPr/>
+          <w:p>
+            <w:pPr>
+              <w:pStyle w:val="Compact"/>
+            </w:pPr>
+            <w:r>
+              <w:t xml:space="preserve">N/A</w:t>
+            </w:r>
+          </w:p>
+        </w:tc>
+      </w:tr>
+      <w:tr>
+        <w:tc>
+          <w:tcPr/>
+          <w:p>
+            <w:pPr>
+              <w:pStyle w:val="Compact"/>
+            </w:pPr>
+            <w:r>
+              <w:t xml:space="preserve">Document Arrival (Pending / Approved)</w:t>
+            </w:r>
+          </w:p>
+        </w:tc>
+        <w:tc>
+          <w:tcPr/>
+          <w:p>
+            <w:pPr>
+              <w:pStyle w:val="Compact"/>
+            </w:pPr>
+            <w:r>
+              <w:t xml:space="preserve">N/A — Import-only concept</w:t>
+            </w:r>
+          </w:p>
+        </w:tc>
+        <w:tc>
+          <w:tcPr/>
+          <w:p>
+            <w:pPr>
+              <w:pStyle w:val="Compact"/>
+            </w:pPr>
+            <w:r>
+              <w:t xml:space="preserve">N/A</w:t>
+            </w:r>
+          </w:p>
+        </w:tc>
+      </w:tr>
+      <w:tr>
+        <w:tc>
+          <w:tcPr/>
+          <w:p>
+            <w:pPr>
+              <w:pStyle w:val="Compact"/>
+            </w:pPr>
+            <w:r>
+              <w:rPr>
+                <w:b/>
+                <w:bCs/>
+              </w:rPr>
+              <w:t xml:space="preserve">Contract status</w:t>
+            </w:r>
+          </w:p>
+        </w:tc>
+        <w:tc>
+          <w:tcPr/>
+          <w:p>
+            <w:pPr>
+              <w:pStyle w:val="Compact"/>
+            </w:pPr>
+            <w:r>
+              <w:t xml:space="preserve">unchanged, still</w:t>
+            </w:r>
+            <w:r>
+              <w:t xml:space="preserve"> </w:t>
+            </w:r>
+            <w:r>
+              <w:rPr>
+                <w:rStyle w:val="VerbatimChar"/>
+              </w:rPr>
+              <w:t xml:space="preserve">ACTIVE</w:t>
+            </w:r>
+          </w:p>
+        </w:tc>
+        <w:tc>
+          <w:tcPr/>
+          <w:p>
+            <w:pPr>
+              <w:pStyle w:val="Compact"/>
+            </w:pPr>
+            <w:r>
+              <w:rPr>
+                <w:rStyle w:val="VerbatimChar"/>
+                <w:b/>
+                <w:bCs/>
+              </w:rPr>
+              <w:t xml:space="preserve">ACTIVE</w:t>
+            </w:r>
+            <w:r>
+              <w:rPr>
+                <w:b/>
+                <w:bCs/>
+              </w:rPr>
+              <w:t xml:space="preserve"> </w:t>
+            </w:r>
+            <w:r>
+              <w:rPr>
+                <w:b/>
+                <w:bCs/>
+              </w:rPr>
+              <w:t xml:space="preserve">→</w:t>
+            </w:r>
+            <w:r>
+              <w:rPr>
+                <w:b/>
+                <w:bCs/>
+              </w:rPr>
+              <w:t xml:space="preserve"> </w:t>
+            </w:r>
+            <w:r>
+              <w:rPr>
+                <w:rStyle w:val="VerbatimChar"/>
+                <w:b/>
+                <w:bCs/>
+              </w:rPr>
+              <w:t xml:space="preserve">CLOSED</w:t>
+            </w:r>
+            <w:r>
+              <w:t xml:space="preserve"> </w:t>
+            </w:r>
+            <w:r>
+              <w:t xml:space="preserve">(side effect of this Release, not a figure)</w:t>
+            </w:r>
+          </w:p>
+        </w:tc>
+      </w:tr>
+    </w:tbl>
     <w:p>
       <w:r>
         <w:pict>
@@ -15528,9 +17388,9 @@
         </w:pict>
       </w:r>
     </w:p>
-    <w:bookmarkEnd w:id="32"/>
-    <w:bookmarkEnd w:id="33"/>
-    <w:bookmarkStart w:id="34" w:name="X356b12c845b16b226b52cc12c9ff1b5d4f2543a"/>
+    <w:bookmarkEnd w:id="34"/>
+    <w:bookmarkEnd w:id="35"/>
+    <w:bookmarkStart w:id="36" w:name="X356b12c845b16b226b52cc12c9ff1b5d4f2543a"/>
     <w:p>
       <w:pPr>
         <w:pStyle w:val="Heading2"/>
@@ -16398,6 +18258,85 @@
               <w:pStyle w:val="Compact"/>
             </w:pPr>
             <w:r>
+              <w:t xml:space="preserve">A10</w:t>
+            </w:r>
+          </w:p>
+        </w:tc>
+        <w:tc>
+          <w:tcPr/>
+          <w:p>
+            <w:pPr>
+              <w:pStyle w:val="Compact"/>
+            </w:pPr>
+            <w:r>
+              <w:t xml:space="preserve">own contract (writes off to 0)</w:t>
+            </w:r>
+          </w:p>
+        </w:tc>
+        <w:tc>
+          <w:tcPr/>
+          <w:p>
+            <w:pPr>
+              <w:pStyle w:val="Compact"/>
+            </w:pPr>
+            <w:r>
+              <w:t xml:space="preserve">— (only eligible once already 0)</w:t>
+            </w:r>
+          </w:p>
+        </w:tc>
+        <w:tc>
+          <w:tcPr/>
+          <w:p>
+            <w:pPr>
+              <w:pStyle w:val="Compact"/>
+            </w:pPr>
+            <w:r>
+              <w:t xml:space="preserve">own contract</w:t>
+            </w:r>
+          </w:p>
+        </w:tc>
+        <w:tc>
+          <w:tcPr/>
+          <w:p>
+            <w:pPr>
+              <w:pStyle w:val="Compact"/>
+            </w:pPr>
+            <w:r>
+              <w:t xml:space="preserve">—</w:t>
+            </w:r>
+          </w:p>
+        </w:tc>
+        <w:tc>
+          <w:tcPr/>
+          <w:p>
+            <w:pPr>
+              <w:pStyle w:val="Compact"/>
+            </w:pPr>
+            <w:r>
+              <w:t xml:space="preserve">— (only eligible once already 0)</w:t>
+            </w:r>
+          </w:p>
+        </w:tc>
+        <w:tc>
+          <w:tcPr/>
+          <w:p>
+            <w:pPr>
+              <w:pStyle w:val="Compact"/>
+            </w:pPr>
+            <w:r>
+              <w:t xml:space="preserve">—</w:t>
+            </w:r>
+          </w:p>
+        </w:tc>
+      </w:tr>
+      <w:tr>
+        <w:tc>
+          <w:tcPr/>
+          <w:p>
+            <w:pPr>
+              <w:pStyle w:val="Compact"/>
+            </w:pPr>
+            <w:r>
               <w:t xml:space="preserve">B1</w:t>
             </w:r>
           </w:p>
@@ -16794,6 +18733,88 @@
             </w:pPr>
             <w:r>
               <w:t xml:space="preserve">unaffected</w:t>
+            </w:r>
+          </w:p>
+        </w:tc>
+        <w:tc>
+          <w:tcPr/>
+          <w:p>
+            <w:pPr>
+              <w:pStyle w:val="Compact"/>
+            </w:pPr>
+            <w:r>
+              <w:t xml:space="preserve">—</w:t>
+            </w:r>
+          </w:p>
+        </w:tc>
+        <w:tc>
+          <w:tcPr/>
+          <w:p>
+            <w:pPr>
+              <w:pStyle w:val="Compact"/>
+            </w:pPr>
+            <w:r>
+              <w:t xml:space="preserve">—</w:t>
+            </w:r>
+          </w:p>
+        </w:tc>
+      </w:tr>
+      <w:tr>
+        <w:tc>
+          <w:tcPr/>
+          <w:p>
+            <w:pPr>
+              <w:pStyle w:val="Compact"/>
+            </w:pPr>
+            <w:r>
+              <w:t xml:space="preserve">B6</w:t>
+            </w:r>
+          </w:p>
+        </w:tc>
+        <w:tc>
+          <w:tcPr/>
+          <w:p>
+            <w:pPr>
+              <w:pStyle w:val="Compact"/>
+            </w:pPr>
+            <w:r>
+              <w:t xml:space="preserve">own contract (writes off to 0)</w:t>
+            </w:r>
+          </w:p>
+        </w:tc>
+        <w:tc>
+          <w:tcPr/>
+          <w:p>
+            <w:pPr>
+              <w:pStyle w:val="Compact"/>
+            </w:pPr>
+            <w:r>
+              <w:rPr>
+                <w:rStyle w:val="VerbatimChar"/>
+              </w:rPr>
+              <w:t xml:space="preserve">null</w:t>
+            </w:r>
+          </w:p>
+        </w:tc>
+        <w:tc>
+          <w:tcPr/>
+          <w:p>
+            <w:pPr>
+              <w:pStyle w:val="Compact"/>
+            </w:pPr>
+            <w:r>
+              <w:t xml:space="preserve">own contract</w:t>
+            </w:r>
+          </w:p>
+        </w:tc>
+        <w:tc>
+          <w:tcPr/>
+          <w:p>
+            <w:pPr>
+              <w:pStyle w:val="Compact"/>
+            </w:pPr>
+            <w:r>
+              <w:t xml:space="preserve">— (only eligible once already 0)</w:t>
             </w:r>
           </w:p>
         </w:tc>
@@ -16940,14 +18961,14 @@
           <w:i/>
           <w:iCs/>
         </w:rPr>
-        <w:t xml:space="preserve">service/balanceService.ts</w:t>
+        <w:t xml:space="preserve">domain/closeEligibility.ts</w:t>
       </w:r>
       <w:r>
         <w:rPr>
           <w:i/>
           <w:iCs/>
         </w:rPr>
-        <w:t xml:space="preserve">, and</w:t>
+        <w:t xml:space="preserve">,</w:t>
       </w:r>
       <w:r>
         <w:rPr>
@@ -16962,14 +18983,14 @@
           <w:i/>
           <w:iCs/>
         </w:rPr>
-        <w:t xml:space="preserve">src/app/transaction-builder/balance-component.model.ts</w:t>
+        <w:t xml:space="preserve">service/balanceService.ts</w:t>
       </w:r>
       <w:r>
         <w:rPr>
           <w:i/>
           <w:iCs/>
         </w:rPr>
-        <w:t xml:space="preserve">’s own</w:t>
+        <w:t xml:space="preserve">, and</w:t>
       </w:r>
       <w:r>
         <w:rPr>
@@ -16984,58 +19005,58 @@
           <w:i/>
           <w:iCs/>
         </w:rPr>
-        <w:t xml:space="preserve">IMPORT_FUNCTIONS</w:t>
+        <w:t xml:space="preserve">src/app/transaction-builder/balance-component.model.ts</w:t>
       </w:r>
       <w:r>
         <w:rPr>
           <w:i/>
           <w:iCs/>
         </w:rPr>
-        <w:t xml:space="preserve">/</w:t>
-      </w:r>
-      <w:r>
-        <w:rPr>
-          <w:rStyle w:val="VerbatimChar"/>
+        <w:t xml:space="preserve">’s own</w:t>
+      </w:r>
+      <w:r>
+        <w:rPr>
           <w:i/>
           <w:iCs/>
         </w:rPr>
-        <w:t xml:space="preserve">EXPORT_FUNCTIONS</w:t>
-      </w:r>
-      <w:r>
-        <w:rPr>
+        <w:t xml:space="preserve"> </w:t>
+      </w:r>
+      <w:r>
+        <w:rPr>
+          <w:rStyle w:val="VerbatimChar"/>
           <w:i/>
           <w:iCs/>
         </w:rPr>
-        <w:t xml:space="preserve"> </w:t>
+        <w:t xml:space="preserve">IMPORT_FUNCTIONS</w:t>
       </w:r>
       <w:r>
         <w:rPr>
           <w:i/>
           <w:iCs/>
         </w:rPr>
-        <w:t xml:space="preserve">registry. See</w:t>
-      </w:r>
-      <w:r>
-        <w:rPr>
+        <w:t xml:space="preserve">/</w:t>
+      </w:r>
+      <w:r>
+        <w:rPr>
+          <w:rStyle w:val="VerbatimChar"/>
           <w:i/>
           <w:iCs/>
         </w:rPr>
-        <w:t xml:space="preserve"> </w:t>
-      </w:r>
-      <w:r>
-        <w:rPr>
-          <w:rStyle w:val="VerbatimChar"/>
+        <w:t xml:space="preserve">EXPORT_FUNCTIONS</w:t>
+      </w:r>
+      <w:r>
+        <w:rPr>
           <w:i/>
           <w:iCs/>
         </w:rPr>
-        <w:t xml:space="preserve">lc-balance-wc/CLAUDE.md</w:t>
+        <w:t xml:space="preserve"> </w:t>
       </w:r>
       <w:r>
         <w:rPr>
           <w:i/>
           <w:iCs/>
         </w:rPr>
-        <w:t xml:space="preserve">’s own decision log for the</w:t>
+        <w:t xml:space="preserve">registry. See</w:t>
       </w:r>
       <w:r>
         <w:rPr>
@@ -17046,14 +19067,36 @@
       </w:r>
       <w:r>
         <w:rPr>
+          <w:rStyle w:val="VerbatimChar"/>
           <w:i/>
           <w:iCs/>
         </w:rPr>
-        <w:t xml:space="preserve">business rationale/history behind each rule.</w:t>
+        <w:t xml:space="preserve">lc-balance/CLAUDE.md</w:t>
+      </w:r>
+      <w:r>
+        <w:rPr>
+          <w:i/>
+          <w:iCs/>
+        </w:rPr>
+        <w:t xml:space="preserve">’s own decision log for the business rationale/history behind each</w:t>
+      </w:r>
+      <w:r>
+        <w:rPr>
+          <w:i/>
+          <w:iCs/>
+        </w:rPr>
+        <w:t xml:space="preserve"> </w:t>
+      </w:r>
+      <w:r>
+        <w:rPr>
+          <w:i/>
+          <w:iCs/>
+        </w:rPr>
+        <w:t xml:space="preserve">rule.</w:t>
       </w:r>
     </w:p>
-    <w:bookmarkEnd w:id="34"/>
-    <w:bookmarkEnd w:id="35"/>
+    <w:bookmarkEnd w:id="36"/>
+    <w:bookmarkEnd w:id="37"/>
     <w:sectPr>
       <w:footnotePr>
         <w:numRestart w:val="eachSect"/>
